--- a/Laporan/PRAKTIKUM PEMROGRAMAN BERORIENTASI OBJEK TUGAS1.docx
+++ b/Laporan/PRAKTIKUM PEMROGRAMAN BERORIENTASI OBJEK TUGAS1.docx
@@ -85,7 +85,7 @@
           <w:sz w:val="32"/>
           <w:szCs w:val="32"/>
         </w:rPr>
-        <w:t xml:space="preserve">TUGAS PERTEMUAN </w:t>
+        <w:t>ASSIGNMENT</w:t>
       </w:r>
       <w:r>
         <w:rPr>
@@ -95,12 +95,9 @@
           <w:sz w:val="32"/>
           <w:szCs w:val="32"/>
         </w:rPr>
-        <w:t>6</w:t>
-      </w:r>
-    </w:p>
-    <w:p>
-      <w:pPr>
-        <w:jc w:val="center"/>
+        <w:t xml:space="preserve"> </w:t>
+      </w:r>
+      <w:r>
         <w:rPr>
           <w:rFonts w:ascii="Times New Roman" w:hAnsi="Times New Roman" w:cs="Times New Roman"/>
           <w:b/>
@@ -108,113 +105,30 @@
           <w:sz w:val="32"/>
           <w:szCs w:val="32"/>
         </w:rPr>
-      </w:pPr>
+        <w:t xml:space="preserve"> </w:t>
+      </w:r>
+      <w:r>
+        <w:rPr>
+          <w:rFonts w:ascii="Times New Roman" w:hAnsi="Times New Roman" w:cs="Times New Roman"/>
+          <w:b/>
+          <w:bCs/>
+          <w:sz w:val="32"/>
+          <w:szCs w:val="32"/>
+        </w:rPr>
+        <w:t>7</w:t>
+      </w:r>
     </w:p>
     <w:p>
       <w:pPr>
         <w:jc w:val="center"/>
         <w:rPr>
           <w:rFonts w:ascii="Times New Roman" w:hAnsi="Times New Roman" w:cs="Times New Roman"/>
-        </w:rPr>
-      </w:pPr>
-      <w:proofErr w:type="spellStart"/>
-      <w:r>
-        <w:rPr>
-          <w:rFonts w:ascii="Times New Roman" w:hAnsi="Times New Roman" w:cs="Times New Roman"/>
-        </w:rPr>
-        <w:t>Disusun</w:t>
-      </w:r>
-      <w:proofErr w:type="spellEnd"/>
-      <w:r>
-        <w:rPr>
-          <w:rFonts w:ascii="Times New Roman" w:hAnsi="Times New Roman" w:cs="Times New Roman"/>
-        </w:rPr>
-        <w:t xml:space="preserve"> </w:t>
-      </w:r>
-      <w:proofErr w:type="spellStart"/>
-      <w:r>
-        <w:rPr>
-          <w:rFonts w:ascii="Times New Roman" w:hAnsi="Times New Roman" w:cs="Times New Roman"/>
-        </w:rPr>
-        <w:t>untuk</w:t>
-      </w:r>
-      <w:proofErr w:type="spellEnd"/>
-      <w:r>
-        <w:rPr>
-          <w:rFonts w:ascii="Times New Roman" w:hAnsi="Times New Roman" w:cs="Times New Roman"/>
-        </w:rPr>
-        <w:t xml:space="preserve"> </w:t>
-      </w:r>
-      <w:proofErr w:type="spellStart"/>
-      <w:r>
-        <w:rPr>
-          <w:rFonts w:ascii="Times New Roman" w:hAnsi="Times New Roman" w:cs="Times New Roman"/>
-        </w:rPr>
-        <w:t>Memenuhi</w:t>
-      </w:r>
-      <w:proofErr w:type="spellEnd"/>
-      <w:r>
-        <w:rPr>
-          <w:rFonts w:ascii="Times New Roman" w:hAnsi="Times New Roman" w:cs="Times New Roman"/>
-        </w:rPr>
-        <w:t xml:space="preserve"> </w:t>
-      </w:r>
-      <w:proofErr w:type="spellStart"/>
-      <w:r>
-        <w:rPr>
-          <w:rFonts w:ascii="Times New Roman" w:hAnsi="Times New Roman" w:cs="Times New Roman"/>
-        </w:rPr>
-        <w:t>Tugas</w:t>
-      </w:r>
-      <w:proofErr w:type="spellEnd"/>
-      <w:r>
-        <w:rPr>
-          <w:rFonts w:ascii="Times New Roman" w:hAnsi="Times New Roman" w:cs="Times New Roman"/>
-        </w:rPr>
-        <w:t xml:space="preserve"> Mata Kuliah </w:t>
-      </w:r>
-      <w:proofErr w:type="spellStart"/>
-      <w:r>
-        <w:rPr>
-          <w:rFonts w:ascii="Times New Roman" w:hAnsi="Times New Roman" w:cs="Times New Roman"/>
-        </w:rPr>
-        <w:t>Pemrograman</w:t>
-      </w:r>
-      <w:proofErr w:type="spellEnd"/>
-      <w:r>
-        <w:rPr>
-          <w:rFonts w:ascii="Times New Roman" w:hAnsi="Times New Roman" w:cs="Times New Roman"/>
-        </w:rPr>
-        <w:t xml:space="preserve"> </w:t>
-      </w:r>
-      <w:proofErr w:type="spellStart"/>
-      <w:r>
-        <w:rPr>
-          <w:rFonts w:ascii="Times New Roman" w:hAnsi="Times New Roman" w:cs="Times New Roman"/>
-        </w:rPr>
-        <w:t>Berorientasi</w:t>
-      </w:r>
-      <w:proofErr w:type="spellEnd"/>
-      <w:r>
-        <w:rPr>
-          <w:rFonts w:ascii="Times New Roman" w:hAnsi="Times New Roman" w:cs="Times New Roman"/>
-        </w:rPr>
-        <w:t xml:space="preserve"> </w:t>
-      </w:r>
-      <w:proofErr w:type="spellStart"/>
-      <w:r>
-        <w:rPr>
-          <w:rFonts w:ascii="Times New Roman" w:hAnsi="Times New Roman" w:cs="Times New Roman"/>
-        </w:rPr>
-        <w:t>Objek</w:t>
-      </w:r>
-      <w:proofErr w:type="spellEnd"/>
-      <w:r>
-        <w:rPr>
-          <w:rFonts w:ascii="Times New Roman" w:hAnsi="Times New Roman" w:cs="Times New Roman"/>
-        </w:rPr>
-        <w:t xml:space="preserve"> </w:t>
-      </w:r>
+          <w:b/>
+          <w:bCs/>
+          <w:sz w:val="32"/>
+          <w:szCs w:val="32"/>
+        </w:rPr>
+      </w:pPr>
     </w:p>
     <w:p>
       <w:pPr>
@@ -223,25 +137,103 @@
           <w:rFonts w:ascii="Times New Roman" w:hAnsi="Times New Roman" w:cs="Times New Roman"/>
         </w:rPr>
       </w:pPr>
-      <w:r>
-        <w:rPr>
-          <w:rFonts w:ascii="Times New Roman" w:hAnsi="Times New Roman" w:cs="Times New Roman"/>
-        </w:rPr>
-        <w:t xml:space="preserve">Dosen </w:t>
-      </w:r>
-      <w:proofErr w:type="spellStart"/>
-      <w:r>
-        <w:rPr>
-          <w:rFonts w:ascii="Times New Roman" w:hAnsi="Times New Roman" w:cs="Times New Roman"/>
-        </w:rPr>
-        <w:t>Pengampu</w:t>
-      </w:r>
-      <w:proofErr w:type="spellEnd"/>
-      <w:r>
-        <w:rPr>
-          <w:rFonts w:ascii="Times New Roman" w:hAnsi="Times New Roman" w:cs="Times New Roman"/>
-        </w:rPr>
-        <w:t xml:space="preserve">: </w:t>
+      <w:proofErr w:type="spellStart"/>
+      <w:r>
+        <w:rPr>
+          <w:rFonts w:ascii="Times New Roman" w:hAnsi="Times New Roman" w:cs="Times New Roman"/>
+        </w:rPr>
+        <w:t>Disusun</w:t>
+      </w:r>
+      <w:proofErr w:type="spellEnd"/>
+      <w:r>
+        <w:rPr>
+          <w:rFonts w:ascii="Times New Roman" w:hAnsi="Times New Roman" w:cs="Times New Roman"/>
+        </w:rPr>
+        <w:t xml:space="preserve"> </w:t>
+      </w:r>
+      <w:proofErr w:type="spellStart"/>
+      <w:r>
+        <w:rPr>
+          <w:rFonts w:ascii="Times New Roman" w:hAnsi="Times New Roman" w:cs="Times New Roman"/>
+        </w:rPr>
+        <w:t>untuk</w:t>
+      </w:r>
+      <w:proofErr w:type="spellEnd"/>
+      <w:r>
+        <w:rPr>
+          <w:rFonts w:ascii="Times New Roman" w:hAnsi="Times New Roman" w:cs="Times New Roman"/>
+        </w:rPr>
+        <w:t xml:space="preserve"> </w:t>
+      </w:r>
+      <w:proofErr w:type="spellStart"/>
+      <w:r>
+        <w:rPr>
+          <w:rFonts w:ascii="Times New Roman" w:hAnsi="Times New Roman" w:cs="Times New Roman"/>
+        </w:rPr>
+        <w:t>Memenuhi</w:t>
+      </w:r>
+      <w:proofErr w:type="spellEnd"/>
+      <w:r>
+        <w:rPr>
+          <w:rFonts w:ascii="Times New Roman" w:hAnsi="Times New Roman" w:cs="Times New Roman"/>
+        </w:rPr>
+        <w:t xml:space="preserve"> </w:t>
+      </w:r>
+      <w:proofErr w:type="spellStart"/>
+      <w:r>
+        <w:rPr>
+          <w:rFonts w:ascii="Times New Roman" w:hAnsi="Times New Roman" w:cs="Times New Roman"/>
+        </w:rPr>
+        <w:t>Tugas</w:t>
+      </w:r>
+      <w:proofErr w:type="spellEnd"/>
+      <w:r>
+        <w:rPr>
+          <w:rFonts w:ascii="Times New Roman" w:hAnsi="Times New Roman" w:cs="Times New Roman"/>
+        </w:rPr>
+        <w:t xml:space="preserve"> Mata Kuliah </w:t>
+      </w:r>
+      <w:proofErr w:type="spellStart"/>
+      <w:r>
+        <w:rPr>
+          <w:rFonts w:ascii="Times New Roman" w:hAnsi="Times New Roman" w:cs="Times New Roman"/>
+        </w:rPr>
+        <w:t>Pemrograman</w:t>
+      </w:r>
+      <w:proofErr w:type="spellEnd"/>
+      <w:r>
+        <w:rPr>
+          <w:rFonts w:ascii="Times New Roman" w:hAnsi="Times New Roman" w:cs="Times New Roman"/>
+        </w:rPr>
+        <w:t xml:space="preserve"> </w:t>
+      </w:r>
+      <w:proofErr w:type="spellStart"/>
+      <w:r>
+        <w:rPr>
+          <w:rFonts w:ascii="Times New Roman" w:hAnsi="Times New Roman" w:cs="Times New Roman"/>
+        </w:rPr>
+        <w:t>Berorientasi</w:t>
+      </w:r>
+      <w:proofErr w:type="spellEnd"/>
+      <w:r>
+        <w:rPr>
+          <w:rFonts w:ascii="Times New Roman" w:hAnsi="Times New Roman" w:cs="Times New Roman"/>
+        </w:rPr>
+        <w:t xml:space="preserve"> </w:t>
+      </w:r>
+      <w:proofErr w:type="spellStart"/>
+      <w:r>
+        <w:rPr>
+          <w:rFonts w:ascii="Times New Roman" w:hAnsi="Times New Roman" w:cs="Times New Roman"/>
+        </w:rPr>
+        <w:t>Objek</w:t>
+      </w:r>
+      <w:proofErr w:type="spellEnd"/>
+      <w:r>
+        <w:rPr>
+          <w:rFonts w:ascii="Times New Roman" w:hAnsi="Times New Roman" w:cs="Times New Roman"/>
+        </w:rPr>
+        <w:t xml:space="preserve"> </w:t>
       </w:r>
     </w:p>
     <w:p>
@@ -249,6 +241,34 @@
         <w:jc w:val="center"/>
         <w:rPr>
           <w:rFonts w:ascii="Times New Roman" w:hAnsi="Times New Roman" w:cs="Times New Roman"/>
+        </w:rPr>
+      </w:pPr>
+      <w:r>
+        <w:rPr>
+          <w:rFonts w:ascii="Times New Roman" w:hAnsi="Times New Roman" w:cs="Times New Roman"/>
+        </w:rPr>
+        <w:t xml:space="preserve">Dosen </w:t>
+      </w:r>
+      <w:proofErr w:type="spellStart"/>
+      <w:r>
+        <w:rPr>
+          <w:rFonts w:ascii="Times New Roman" w:hAnsi="Times New Roman" w:cs="Times New Roman"/>
+        </w:rPr>
+        <w:t>Pengampu</w:t>
+      </w:r>
+      <w:proofErr w:type="spellEnd"/>
+      <w:r>
+        <w:rPr>
+          <w:rFonts w:ascii="Times New Roman" w:hAnsi="Times New Roman" w:cs="Times New Roman"/>
+        </w:rPr>
+        <w:t xml:space="preserve">: </w:t>
+      </w:r>
+    </w:p>
+    <w:p>
+      <w:pPr>
+        <w:jc w:val="center"/>
+        <w:rPr>
+          <w:rFonts w:ascii="Times New Roman" w:hAnsi="Times New Roman" w:cs="Times New Roman"/>
           <w:b/>
           <w:bCs/>
         </w:rPr>
@@ -323,7 +343,7 @@
           <w:noProof/>
         </w:rPr>
         <w:drawing>
-          <wp:inline distT="0" distB="0" distL="0" distR="0" wp14:anchorId="41FB8460" wp14:editId="221F7DF6">
+          <wp:inline distT="0" distB="0" distL="0" distR="0" wp14:anchorId="41FB8460" wp14:editId="099E86BA">
             <wp:extent cx="2689860" cy="2689860"/>
             <wp:effectExtent l="0" t="0" r="0" b="0"/>
             <wp:docPr id="280859131" name="Picture 5"/>
@@ -2825,28 +2845,126 @@
         <w:rPr>
           <w:rFonts w:ascii="Times New Roman" w:hAnsi="Times New Roman" w:cs="Times New Roman"/>
         </w:rPr>
-        <w:t>Suatu</w:t>
-      </w:r>
-      <w:proofErr w:type="spellEnd"/>
-      <w:r>
-        <w:rPr>
-          <w:rFonts w:ascii="Times New Roman" w:hAnsi="Times New Roman" w:cs="Times New Roman"/>
-        </w:rPr>
-        <w:t xml:space="preserve"> </w:t>
-      </w:r>
-      <w:proofErr w:type="spellStart"/>
-      <w:r>
-        <w:rPr>
-          <w:rFonts w:ascii="Times New Roman" w:hAnsi="Times New Roman" w:cs="Times New Roman"/>
-        </w:rPr>
-        <w:t>hari</w:t>
-      </w:r>
-      <w:proofErr w:type="spellEnd"/>
-      <w:r>
-        <w:rPr>
-          <w:rFonts w:ascii="Times New Roman" w:hAnsi="Times New Roman" w:cs="Times New Roman"/>
-        </w:rPr>
-        <w:t xml:space="preserve">, di </w:t>
+        <w:t>Buatlah</w:t>
+      </w:r>
+      <w:proofErr w:type="spellEnd"/>
+      <w:r>
+        <w:rPr>
+          <w:rFonts w:ascii="Times New Roman" w:hAnsi="Times New Roman" w:cs="Times New Roman"/>
+        </w:rPr>
+        <w:t xml:space="preserve"> program </w:t>
+      </w:r>
+      <w:proofErr w:type="spellStart"/>
+      <w:r>
+        <w:rPr>
+          <w:rFonts w:ascii="Times New Roman" w:hAnsi="Times New Roman" w:cs="Times New Roman"/>
+        </w:rPr>
+        <w:t>sistem</w:t>
+      </w:r>
+      <w:proofErr w:type="spellEnd"/>
+      <w:r>
+        <w:rPr>
+          <w:rFonts w:ascii="Times New Roman" w:hAnsi="Times New Roman" w:cs="Times New Roman"/>
+        </w:rPr>
+        <w:t xml:space="preserve"> </w:t>
+      </w:r>
+      <w:proofErr w:type="spellStart"/>
+      <w:r>
+        <w:rPr>
+          <w:rFonts w:ascii="Times New Roman" w:hAnsi="Times New Roman" w:cs="Times New Roman"/>
+        </w:rPr>
+        <w:t>pendaftaran</w:t>
+      </w:r>
+      <w:proofErr w:type="spellEnd"/>
+      <w:r>
+        <w:rPr>
+          <w:rFonts w:ascii="Times New Roman" w:hAnsi="Times New Roman" w:cs="Times New Roman"/>
+        </w:rPr>
+        <w:t xml:space="preserve"> </w:t>
+      </w:r>
+      <w:proofErr w:type="spellStart"/>
+      <w:r>
+        <w:rPr>
+          <w:rFonts w:ascii="Times New Roman" w:hAnsi="Times New Roman" w:cs="Times New Roman"/>
+        </w:rPr>
+        <w:t>mahasiswa</w:t>
+      </w:r>
+      <w:proofErr w:type="spellEnd"/>
+      <w:r>
+        <w:rPr>
+          <w:rFonts w:ascii="Times New Roman" w:hAnsi="Times New Roman" w:cs="Times New Roman"/>
+        </w:rPr>
+        <w:t xml:space="preserve"> </w:t>
+      </w:r>
+      <w:proofErr w:type="spellStart"/>
+      <w:r>
+        <w:rPr>
+          <w:rFonts w:ascii="Times New Roman" w:hAnsi="Times New Roman" w:cs="Times New Roman"/>
+        </w:rPr>
+        <w:t>menggunakan</w:t>
+      </w:r>
+      <w:proofErr w:type="spellEnd"/>
+      <w:r>
+        <w:rPr>
+          <w:rFonts w:ascii="Times New Roman" w:hAnsi="Times New Roman" w:cs="Times New Roman"/>
+        </w:rPr>
+        <w:t xml:space="preserve"> Java. Program </w:t>
+      </w:r>
+      <w:proofErr w:type="spellStart"/>
+      <w:r>
+        <w:rPr>
+          <w:rFonts w:ascii="Times New Roman" w:hAnsi="Times New Roman" w:cs="Times New Roman"/>
+        </w:rPr>
+        <w:t>ini</w:t>
+      </w:r>
+      <w:proofErr w:type="spellEnd"/>
+      <w:r>
+        <w:rPr>
+          <w:rFonts w:ascii="Times New Roman" w:hAnsi="Times New Roman" w:cs="Times New Roman"/>
+        </w:rPr>
+        <w:t xml:space="preserve"> </w:t>
+      </w:r>
+      <w:proofErr w:type="spellStart"/>
+      <w:r>
+        <w:rPr>
+          <w:rFonts w:ascii="Times New Roman" w:hAnsi="Times New Roman" w:cs="Times New Roman"/>
+        </w:rPr>
+        <w:t>harus</w:t>
+      </w:r>
+      <w:proofErr w:type="spellEnd"/>
+      <w:r>
+        <w:rPr>
+          <w:rFonts w:ascii="Times New Roman" w:hAnsi="Times New Roman" w:cs="Times New Roman"/>
+        </w:rPr>
+        <w:t xml:space="preserve"> </w:t>
+      </w:r>
+      <w:proofErr w:type="spellStart"/>
+      <w:r>
+        <w:rPr>
+          <w:rFonts w:ascii="Times New Roman" w:hAnsi="Times New Roman" w:cs="Times New Roman"/>
+        </w:rPr>
+        <w:t>memiliki</w:t>
+      </w:r>
+      <w:proofErr w:type="spellEnd"/>
+      <w:r>
+        <w:rPr>
+          <w:rFonts w:ascii="Times New Roman" w:hAnsi="Times New Roman" w:cs="Times New Roman"/>
+        </w:rPr>
+        <w:t xml:space="preserve"> </w:t>
+      </w:r>
+      <w:proofErr w:type="spellStart"/>
+      <w:r>
+        <w:rPr>
+          <w:rFonts w:ascii="Times New Roman" w:hAnsi="Times New Roman" w:cs="Times New Roman"/>
+        </w:rPr>
+        <w:t>tiga</w:t>
+      </w:r>
+      <w:proofErr w:type="spellEnd"/>
+      <w:r>
+        <w:rPr>
+          <w:rFonts w:ascii="Times New Roman" w:hAnsi="Times New Roman" w:cs="Times New Roman"/>
+        </w:rPr>
+        <w:t xml:space="preserve"> </w:t>
       </w:r>
       <w:proofErr w:type="spellStart"/>
       <w:r>
@@ -2863,701 +2981,7 @@
         <w:t xml:space="preserve"> </w:t>
       </w:r>
       <w:proofErr w:type="spellStart"/>
-      <w:r>
-        <w:rPr>
-          <w:rFonts w:ascii="Times New Roman" w:hAnsi="Times New Roman" w:cs="Times New Roman"/>
-        </w:rPr>
-        <w:t>Praktikum</w:t>
-      </w:r>
-      <w:proofErr w:type="spellEnd"/>
-      <w:r>
-        <w:rPr>
-          <w:rFonts w:ascii="Times New Roman" w:hAnsi="Times New Roman" w:cs="Times New Roman"/>
-        </w:rPr>
-        <w:t xml:space="preserve"> PBO 12D1 dan 12D2, </w:t>
-      </w:r>
-      <w:proofErr w:type="spellStart"/>
-      <w:r>
-        <w:rPr>
-          <w:rFonts w:ascii="Times New Roman" w:hAnsi="Times New Roman" w:cs="Times New Roman"/>
-        </w:rPr>
-        <w:t>tiba-tiba</w:t>
-      </w:r>
-      <w:proofErr w:type="spellEnd"/>
-      <w:r>
-        <w:rPr>
-          <w:rFonts w:ascii="Times New Roman" w:hAnsi="Times New Roman" w:cs="Times New Roman"/>
-        </w:rPr>
-        <w:t xml:space="preserve"> </w:t>
-      </w:r>
-      <w:proofErr w:type="spellStart"/>
-      <w:r>
-        <w:rPr>
-          <w:rFonts w:ascii="Times New Roman" w:hAnsi="Times New Roman" w:cs="Times New Roman"/>
-        </w:rPr>
-        <w:t>terpancar</w:t>
-      </w:r>
-      <w:proofErr w:type="spellEnd"/>
-      <w:r>
-        <w:rPr>
-          <w:rFonts w:ascii="Times New Roman" w:hAnsi="Times New Roman" w:cs="Times New Roman"/>
-        </w:rPr>
-        <w:t xml:space="preserve"> </w:t>
-      </w:r>
-      <w:proofErr w:type="spellStart"/>
-      <w:r>
-        <w:rPr>
-          <w:rFonts w:ascii="Times New Roman" w:hAnsi="Times New Roman" w:cs="Times New Roman"/>
-        </w:rPr>
-        <w:t>cahaya</w:t>
-      </w:r>
-      <w:proofErr w:type="spellEnd"/>
-      <w:r>
-        <w:rPr>
-          <w:rFonts w:ascii="Times New Roman" w:hAnsi="Times New Roman" w:cs="Times New Roman"/>
-        </w:rPr>
-        <w:t xml:space="preserve"> yang </w:t>
-      </w:r>
-      <w:proofErr w:type="spellStart"/>
-      <w:r>
-        <w:rPr>
-          <w:rFonts w:ascii="Times New Roman" w:hAnsi="Times New Roman" w:cs="Times New Roman"/>
-        </w:rPr>
-        <w:t>menyilaukan</w:t>
-      </w:r>
-      <w:proofErr w:type="spellEnd"/>
-      <w:r>
-        <w:rPr>
-          <w:rFonts w:ascii="Times New Roman" w:hAnsi="Times New Roman" w:cs="Times New Roman"/>
-        </w:rPr>
-        <w:t xml:space="preserve"> </w:t>
-      </w:r>
-      <w:proofErr w:type="spellStart"/>
-      <w:r>
-        <w:rPr>
-          <w:rFonts w:ascii="Times New Roman" w:hAnsi="Times New Roman" w:cs="Times New Roman"/>
-        </w:rPr>
-        <w:t>mata</w:t>
-      </w:r>
-      <w:proofErr w:type="spellEnd"/>
-      <w:r>
-        <w:rPr>
-          <w:rFonts w:ascii="Times New Roman" w:hAnsi="Times New Roman" w:cs="Times New Roman"/>
-        </w:rPr>
-        <w:t xml:space="preserve">, </w:t>
-      </w:r>
-      <w:proofErr w:type="spellStart"/>
-      <w:r>
-        <w:rPr>
-          <w:rFonts w:ascii="Times New Roman" w:hAnsi="Times New Roman" w:cs="Times New Roman"/>
-        </w:rPr>
-        <w:t>sampai-sampai</w:t>
-      </w:r>
-      <w:proofErr w:type="spellEnd"/>
-      <w:r>
-        <w:rPr>
-          <w:rFonts w:ascii="Times New Roman" w:hAnsi="Times New Roman" w:cs="Times New Roman"/>
-        </w:rPr>
-        <w:t xml:space="preserve"> </w:t>
-      </w:r>
-      <w:proofErr w:type="spellStart"/>
-      <w:r>
-        <w:rPr>
-          <w:rFonts w:ascii="Times New Roman" w:hAnsi="Times New Roman" w:cs="Times New Roman"/>
-        </w:rPr>
-        <w:t>kamu</w:t>
-      </w:r>
-      <w:proofErr w:type="spellEnd"/>
-      <w:r>
-        <w:rPr>
-          <w:rFonts w:ascii="Times New Roman" w:hAnsi="Times New Roman" w:cs="Times New Roman"/>
-        </w:rPr>
-        <w:t xml:space="preserve"> </w:t>
-      </w:r>
-      <w:proofErr w:type="spellStart"/>
-      <w:r>
-        <w:rPr>
-          <w:rFonts w:ascii="Times New Roman" w:hAnsi="Times New Roman" w:cs="Times New Roman"/>
-        </w:rPr>
-        <w:t>tidak</w:t>
-      </w:r>
-      <w:proofErr w:type="spellEnd"/>
-      <w:r>
-        <w:rPr>
-          <w:rFonts w:ascii="Times New Roman" w:hAnsi="Times New Roman" w:cs="Times New Roman"/>
-        </w:rPr>
-        <w:t xml:space="preserve"> </w:t>
-      </w:r>
-      <w:proofErr w:type="spellStart"/>
-      <w:r>
-        <w:rPr>
-          <w:rFonts w:ascii="Times New Roman" w:hAnsi="Times New Roman" w:cs="Times New Roman"/>
-        </w:rPr>
-        <w:t>bisa</w:t>
-      </w:r>
-      <w:proofErr w:type="spellEnd"/>
-      <w:r>
-        <w:rPr>
-          <w:rFonts w:ascii="Times New Roman" w:hAnsi="Times New Roman" w:cs="Times New Roman"/>
-        </w:rPr>
-        <w:t xml:space="preserve"> </w:t>
-      </w:r>
-      <w:proofErr w:type="spellStart"/>
-      <w:r>
-        <w:rPr>
-          <w:rFonts w:ascii="Times New Roman" w:hAnsi="Times New Roman" w:cs="Times New Roman"/>
-        </w:rPr>
-        <w:t>melihat</w:t>
-      </w:r>
-      <w:proofErr w:type="spellEnd"/>
-      <w:r>
-        <w:rPr>
-          <w:rFonts w:ascii="Times New Roman" w:hAnsi="Times New Roman" w:cs="Times New Roman"/>
-        </w:rPr>
-        <w:t xml:space="preserve">. </w:t>
-      </w:r>
-      <w:proofErr w:type="spellStart"/>
-      <w:r>
-        <w:rPr>
-          <w:rFonts w:ascii="Times New Roman" w:hAnsi="Times New Roman" w:cs="Times New Roman"/>
-        </w:rPr>
-        <w:t>Setelah</w:t>
-      </w:r>
-      <w:proofErr w:type="spellEnd"/>
-      <w:r>
-        <w:rPr>
-          <w:rFonts w:ascii="Times New Roman" w:hAnsi="Times New Roman" w:cs="Times New Roman"/>
-        </w:rPr>
-        <w:t xml:space="preserve"> </w:t>
-      </w:r>
-      <w:proofErr w:type="spellStart"/>
-      <w:r>
-        <w:rPr>
-          <w:rFonts w:ascii="Times New Roman" w:hAnsi="Times New Roman" w:cs="Times New Roman"/>
-        </w:rPr>
-        <w:t>kamu</w:t>
-      </w:r>
-      <w:proofErr w:type="spellEnd"/>
-      <w:r>
-        <w:rPr>
-          <w:rFonts w:ascii="Times New Roman" w:hAnsi="Times New Roman" w:cs="Times New Roman"/>
-        </w:rPr>
-        <w:t xml:space="preserve"> </w:t>
-      </w:r>
-      <w:proofErr w:type="spellStart"/>
-      <w:r>
-        <w:rPr>
-          <w:rFonts w:ascii="Times New Roman" w:hAnsi="Times New Roman" w:cs="Times New Roman"/>
-        </w:rPr>
-        <w:t>membuka</w:t>
-      </w:r>
-      <w:proofErr w:type="spellEnd"/>
-      <w:r>
-        <w:rPr>
-          <w:rFonts w:ascii="Times New Roman" w:hAnsi="Times New Roman" w:cs="Times New Roman"/>
-        </w:rPr>
-        <w:t xml:space="preserve"> </w:t>
-      </w:r>
-      <w:proofErr w:type="spellStart"/>
-      <w:r>
-        <w:rPr>
-          <w:rFonts w:ascii="Times New Roman" w:hAnsi="Times New Roman" w:cs="Times New Roman"/>
-        </w:rPr>
-        <w:t>mata</w:t>
-      </w:r>
-      <w:proofErr w:type="spellEnd"/>
-      <w:r>
-        <w:rPr>
-          <w:rFonts w:ascii="Times New Roman" w:hAnsi="Times New Roman" w:cs="Times New Roman"/>
-        </w:rPr>
-        <w:t xml:space="preserve">, </w:t>
-      </w:r>
-      <w:proofErr w:type="spellStart"/>
-      <w:r>
-        <w:rPr>
-          <w:rFonts w:ascii="Times New Roman" w:hAnsi="Times New Roman" w:cs="Times New Roman"/>
-        </w:rPr>
-        <w:t>kamu</w:t>
-      </w:r>
-      <w:proofErr w:type="spellEnd"/>
-      <w:r>
-        <w:rPr>
-          <w:rFonts w:ascii="Times New Roman" w:hAnsi="Times New Roman" w:cs="Times New Roman"/>
-        </w:rPr>
-        <w:t xml:space="preserve"> </w:t>
-      </w:r>
-      <w:proofErr w:type="spellStart"/>
-      <w:r>
-        <w:rPr>
-          <w:rFonts w:ascii="Times New Roman" w:hAnsi="Times New Roman" w:cs="Times New Roman"/>
-        </w:rPr>
-        <w:t>tersadar</w:t>
-      </w:r>
-      <w:proofErr w:type="spellEnd"/>
-      <w:r>
-        <w:rPr>
-          <w:rFonts w:ascii="Times New Roman" w:hAnsi="Times New Roman" w:cs="Times New Roman"/>
-        </w:rPr>
-        <w:t xml:space="preserve">, </w:t>
-      </w:r>
-      <w:proofErr w:type="spellStart"/>
-      <w:r>
-        <w:rPr>
-          <w:rFonts w:ascii="Times New Roman" w:hAnsi="Times New Roman" w:cs="Times New Roman"/>
-        </w:rPr>
-        <w:t>kamu</w:t>
-      </w:r>
-      <w:proofErr w:type="spellEnd"/>
-      <w:r>
-        <w:rPr>
-          <w:rFonts w:ascii="Times New Roman" w:hAnsi="Times New Roman" w:cs="Times New Roman"/>
-        </w:rPr>
-        <w:t xml:space="preserve"> </w:t>
-      </w:r>
-      <w:proofErr w:type="spellStart"/>
-      <w:r>
-        <w:rPr>
-          <w:rFonts w:ascii="Times New Roman" w:hAnsi="Times New Roman" w:cs="Times New Roman"/>
-        </w:rPr>
-        <w:t>dipindah</w:t>
-      </w:r>
-      <w:proofErr w:type="spellEnd"/>
-      <w:r>
-        <w:rPr>
-          <w:rFonts w:ascii="Times New Roman" w:hAnsi="Times New Roman" w:cs="Times New Roman"/>
-        </w:rPr>
-        <w:t xml:space="preserve"> </w:t>
-      </w:r>
-      <w:proofErr w:type="spellStart"/>
-      <w:r>
-        <w:rPr>
-          <w:rFonts w:ascii="Times New Roman" w:hAnsi="Times New Roman" w:cs="Times New Roman"/>
-        </w:rPr>
-        <w:t>secara</w:t>
-      </w:r>
-      <w:proofErr w:type="spellEnd"/>
-      <w:r>
-        <w:rPr>
-          <w:rFonts w:ascii="Times New Roman" w:hAnsi="Times New Roman" w:cs="Times New Roman"/>
-        </w:rPr>
-        <w:t xml:space="preserve"> </w:t>
-      </w:r>
-      <w:proofErr w:type="spellStart"/>
-      <w:r>
-        <w:rPr>
-          <w:rFonts w:ascii="Times New Roman" w:hAnsi="Times New Roman" w:cs="Times New Roman"/>
-        </w:rPr>
-        <w:t>langsung</w:t>
-      </w:r>
-      <w:proofErr w:type="spellEnd"/>
-      <w:r>
-        <w:rPr>
-          <w:rFonts w:ascii="Times New Roman" w:hAnsi="Times New Roman" w:cs="Times New Roman"/>
-        </w:rPr>
-        <w:t xml:space="preserve"> </w:t>
-      </w:r>
-      <w:proofErr w:type="spellStart"/>
-      <w:r>
-        <w:rPr>
-          <w:rFonts w:ascii="Times New Roman" w:hAnsi="Times New Roman" w:cs="Times New Roman"/>
-        </w:rPr>
-        <w:t>ke</w:t>
-      </w:r>
-      <w:proofErr w:type="spellEnd"/>
-      <w:r>
-        <w:rPr>
-          <w:rFonts w:ascii="Times New Roman" w:hAnsi="Times New Roman" w:cs="Times New Roman"/>
-        </w:rPr>
-        <w:t xml:space="preserve"> dunia lain yang </w:t>
-      </w:r>
-      <w:proofErr w:type="spellStart"/>
-      <w:r>
-        <w:rPr>
-          <w:rFonts w:ascii="Times New Roman" w:hAnsi="Times New Roman" w:cs="Times New Roman"/>
-        </w:rPr>
-        <w:t>menjunjung</w:t>
-      </w:r>
-      <w:proofErr w:type="spellEnd"/>
-      <w:r>
-        <w:rPr>
-          <w:rFonts w:ascii="Times New Roman" w:hAnsi="Times New Roman" w:cs="Times New Roman"/>
-        </w:rPr>
-        <w:t xml:space="preserve"> </w:t>
-      </w:r>
-      <w:proofErr w:type="spellStart"/>
-      <w:r>
-        <w:rPr>
-          <w:rFonts w:ascii="Times New Roman" w:hAnsi="Times New Roman" w:cs="Times New Roman"/>
-        </w:rPr>
-        <w:t>tinggi</w:t>
-      </w:r>
-      <w:proofErr w:type="spellEnd"/>
-      <w:r>
-        <w:rPr>
-          <w:rFonts w:ascii="Times New Roman" w:hAnsi="Times New Roman" w:cs="Times New Roman"/>
-        </w:rPr>
-        <w:t xml:space="preserve"> </w:t>
-      </w:r>
-      <w:proofErr w:type="spellStart"/>
-      <w:r>
-        <w:rPr>
-          <w:rFonts w:ascii="Times New Roman" w:hAnsi="Times New Roman" w:cs="Times New Roman"/>
-        </w:rPr>
-        <w:t>Ilmu</w:t>
-      </w:r>
-      <w:proofErr w:type="spellEnd"/>
-      <w:r>
-        <w:rPr>
-          <w:rFonts w:ascii="Times New Roman" w:hAnsi="Times New Roman" w:cs="Times New Roman"/>
-        </w:rPr>
-        <w:t xml:space="preserve"> </w:t>
-      </w:r>
-      <w:proofErr w:type="spellStart"/>
-      <w:r>
-        <w:rPr>
-          <w:rFonts w:ascii="Times New Roman" w:hAnsi="Times New Roman" w:cs="Times New Roman"/>
-        </w:rPr>
-        <w:t>Pedang</w:t>
-      </w:r>
-      <w:proofErr w:type="spellEnd"/>
-      <w:r>
-        <w:rPr>
-          <w:rFonts w:ascii="Times New Roman" w:hAnsi="Times New Roman" w:cs="Times New Roman"/>
-        </w:rPr>
-        <w:t xml:space="preserve"> dan Sihir. Kamu </w:t>
-      </w:r>
-      <w:proofErr w:type="spellStart"/>
-      <w:r>
-        <w:rPr>
-          <w:rFonts w:ascii="Times New Roman" w:hAnsi="Times New Roman" w:cs="Times New Roman"/>
-        </w:rPr>
-        <w:t>mendapat</w:t>
-      </w:r>
-      <w:proofErr w:type="spellEnd"/>
-      <w:r>
-        <w:rPr>
-          <w:rFonts w:ascii="Times New Roman" w:hAnsi="Times New Roman" w:cs="Times New Roman"/>
-        </w:rPr>
-        <w:t xml:space="preserve"> </w:t>
-      </w:r>
-      <w:proofErr w:type="spellStart"/>
-      <w:r>
-        <w:rPr>
-          <w:rFonts w:ascii="Times New Roman" w:hAnsi="Times New Roman" w:cs="Times New Roman"/>
-        </w:rPr>
-        <w:t>kesempatan</w:t>
-      </w:r>
-      <w:proofErr w:type="spellEnd"/>
-      <w:r>
-        <w:rPr>
-          <w:rFonts w:ascii="Times New Roman" w:hAnsi="Times New Roman" w:cs="Times New Roman"/>
-        </w:rPr>
-        <w:t xml:space="preserve"> </w:t>
-      </w:r>
-      <w:proofErr w:type="spellStart"/>
-      <w:r>
-        <w:rPr>
-          <w:rFonts w:ascii="Times New Roman" w:hAnsi="Times New Roman" w:cs="Times New Roman"/>
-        </w:rPr>
-        <w:t>untuk</w:t>
-      </w:r>
-      <w:proofErr w:type="spellEnd"/>
-      <w:r>
-        <w:rPr>
-          <w:rFonts w:ascii="Times New Roman" w:hAnsi="Times New Roman" w:cs="Times New Roman"/>
-        </w:rPr>
-        <w:t xml:space="preserve"> </w:t>
-      </w:r>
-      <w:proofErr w:type="spellStart"/>
-      <w:r>
-        <w:rPr>
-          <w:rFonts w:ascii="Times New Roman" w:hAnsi="Times New Roman" w:cs="Times New Roman"/>
-        </w:rPr>
-        <w:t>menjadi</w:t>
-      </w:r>
-      <w:proofErr w:type="spellEnd"/>
-      <w:r>
-        <w:rPr>
-          <w:rFonts w:ascii="Times New Roman" w:hAnsi="Times New Roman" w:cs="Times New Roman"/>
-        </w:rPr>
-        <w:t xml:space="preserve"> Hero </w:t>
-      </w:r>
-      <w:proofErr w:type="spellStart"/>
-      <w:r>
-        <w:rPr>
-          <w:rFonts w:ascii="Times New Roman" w:hAnsi="Times New Roman" w:cs="Times New Roman"/>
-        </w:rPr>
-        <w:t>atau</w:t>
-      </w:r>
-      <w:proofErr w:type="spellEnd"/>
-      <w:r>
-        <w:rPr>
-          <w:rFonts w:ascii="Times New Roman" w:hAnsi="Times New Roman" w:cs="Times New Roman"/>
-        </w:rPr>
-        <w:t xml:space="preserve"> </w:t>
-      </w:r>
-      <w:proofErr w:type="spellStart"/>
-      <w:r>
-        <w:rPr>
-          <w:rFonts w:ascii="Times New Roman" w:hAnsi="Times New Roman" w:cs="Times New Roman"/>
-        </w:rPr>
-        <w:t>DemonKing</w:t>
-      </w:r>
-      <w:proofErr w:type="spellEnd"/>
-      <w:r>
-        <w:rPr>
-          <w:rFonts w:ascii="Times New Roman" w:hAnsi="Times New Roman" w:cs="Times New Roman"/>
-        </w:rPr>
-        <w:t xml:space="preserve">. (Nim </w:t>
-      </w:r>
-      <w:proofErr w:type="spellStart"/>
-      <w:r>
-        <w:rPr>
-          <w:rFonts w:ascii="Times New Roman" w:hAnsi="Times New Roman" w:cs="Times New Roman"/>
-        </w:rPr>
-        <w:t>Ganjil</w:t>
-      </w:r>
-      <w:proofErr w:type="spellEnd"/>
-      <w:r>
-        <w:rPr>
-          <w:rFonts w:ascii="Times New Roman" w:hAnsi="Times New Roman" w:cs="Times New Roman"/>
-        </w:rPr>
-        <w:t xml:space="preserve"> </w:t>
-      </w:r>
-      <w:proofErr w:type="spellStart"/>
-      <w:r>
-        <w:rPr>
-          <w:rFonts w:ascii="Times New Roman" w:hAnsi="Times New Roman" w:cs="Times New Roman"/>
-        </w:rPr>
-        <w:t>menjadi</w:t>
-      </w:r>
-      <w:proofErr w:type="spellEnd"/>
-      <w:r>
-        <w:rPr>
-          <w:rFonts w:ascii="Times New Roman" w:hAnsi="Times New Roman" w:cs="Times New Roman"/>
-        </w:rPr>
-        <w:t xml:space="preserve"> Hero, Nim </w:t>
-      </w:r>
-      <w:proofErr w:type="spellStart"/>
-      <w:r>
-        <w:rPr>
-          <w:rFonts w:ascii="Times New Roman" w:hAnsi="Times New Roman" w:cs="Times New Roman"/>
-        </w:rPr>
-        <w:t>Genap</w:t>
-      </w:r>
-      <w:proofErr w:type="spellEnd"/>
-      <w:r>
-        <w:rPr>
-          <w:rFonts w:ascii="Times New Roman" w:hAnsi="Times New Roman" w:cs="Times New Roman"/>
-        </w:rPr>
-        <w:t xml:space="preserve"> </w:t>
-      </w:r>
-      <w:proofErr w:type="spellStart"/>
-      <w:r>
-        <w:rPr>
-          <w:rFonts w:ascii="Times New Roman" w:hAnsi="Times New Roman" w:cs="Times New Roman"/>
-        </w:rPr>
-        <w:t>menjadi</w:t>
-      </w:r>
-      <w:proofErr w:type="spellEnd"/>
-      <w:r>
-        <w:rPr>
-          <w:rFonts w:ascii="Times New Roman" w:hAnsi="Times New Roman" w:cs="Times New Roman"/>
-        </w:rPr>
-        <w:t xml:space="preserve"> </w:t>
-      </w:r>
-      <w:proofErr w:type="spellStart"/>
-      <w:r>
-        <w:rPr>
-          <w:rFonts w:ascii="Times New Roman" w:hAnsi="Times New Roman" w:cs="Times New Roman"/>
-        </w:rPr>
-        <w:t>DemonKing</w:t>
-      </w:r>
-      <w:proofErr w:type="spellEnd"/>
-      <w:r>
-        <w:rPr>
-          <w:rFonts w:ascii="Times New Roman" w:hAnsi="Times New Roman" w:cs="Times New Roman"/>
-        </w:rPr>
-        <w:t xml:space="preserve">). Kamu </w:t>
-      </w:r>
-      <w:proofErr w:type="spellStart"/>
-      <w:r>
-        <w:rPr>
-          <w:rFonts w:ascii="Times New Roman" w:hAnsi="Times New Roman" w:cs="Times New Roman"/>
-        </w:rPr>
-        <w:t>diperintah</w:t>
-      </w:r>
-      <w:proofErr w:type="spellEnd"/>
-      <w:r>
-        <w:rPr>
-          <w:rFonts w:ascii="Times New Roman" w:hAnsi="Times New Roman" w:cs="Times New Roman"/>
-        </w:rPr>
-        <w:t xml:space="preserve"> </w:t>
-      </w:r>
-      <w:proofErr w:type="spellStart"/>
-      <w:r>
-        <w:rPr>
-          <w:rFonts w:ascii="Times New Roman" w:hAnsi="Times New Roman" w:cs="Times New Roman"/>
-        </w:rPr>
-        <w:t>dengan</w:t>
-      </w:r>
-      <w:proofErr w:type="spellEnd"/>
-      <w:r>
-        <w:rPr>
-          <w:rFonts w:ascii="Times New Roman" w:hAnsi="Times New Roman" w:cs="Times New Roman"/>
-        </w:rPr>
-        <w:t xml:space="preserve"> </w:t>
-      </w:r>
-      <w:proofErr w:type="spellStart"/>
-      <w:r>
-        <w:rPr>
-          <w:rFonts w:ascii="Times New Roman" w:hAnsi="Times New Roman" w:cs="Times New Roman"/>
-        </w:rPr>
-        <w:t>keras</w:t>
-      </w:r>
-      <w:proofErr w:type="spellEnd"/>
-      <w:r>
-        <w:rPr>
-          <w:rFonts w:ascii="Times New Roman" w:hAnsi="Times New Roman" w:cs="Times New Roman"/>
-        </w:rPr>
-        <w:t xml:space="preserve"> oleh masing-masing </w:t>
-      </w:r>
-      <w:proofErr w:type="spellStart"/>
-      <w:r>
-        <w:rPr>
-          <w:rFonts w:ascii="Times New Roman" w:hAnsi="Times New Roman" w:cs="Times New Roman"/>
-        </w:rPr>
-        <w:t>kerajaan</w:t>
-      </w:r>
-      <w:proofErr w:type="spellEnd"/>
-      <w:r>
-        <w:rPr>
-          <w:rFonts w:ascii="Times New Roman" w:hAnsi="Times New Roman" w:cs="Times New Roman"/>
-        </w:rPr>
-        <w:t xml:space="preserve"> (Kerajaan </w:t>
-      </w:r>
-      <w:proofErr w:type="spellStart"/>
-      <w:r>
-        <w:rPr>
-          <w:rFonts w:ascii="Times New Roman" w:hAnsi="Times New Roman" w:cs="Times New Roman"/>
-        </w:rPr>
-        <w:t>Manusia</w:t>
-      </w:r>
-      <w:proofErr w:type="spellEnd"/>
-      <w:r>
-        <w:rPr>
-          <w:rFonts w:ascii="Times New Roman" w:hAnsi="Times New Roman" w:cs="Times New Roman"/>
-        </w:rPr>
-        <w:t xml:space="preserve">/Kerajaan Abyss) </w:t>
-      </w:r>
-      <w:proofErr w:type="spellStart"/>
-      <w:r>
-        <w:rPr>
-          <w:rFonts w:ascii="Times New Roman" w:hAnsi="Times New Roman" w:cs="Times New Roman"/>
-        </w:rPr>
-        <w:t>untuk</w:t>
-      </w:r>
-      <w:proofErr w:type="spellEnd"/>
-      <w:r>
-        <w:rPr>
-          <w:rFonts w:ascii="Times New Roman" w:hAnsi="Times New Roman" w:cs="Times New Roman"/>
-        </w:rPr>
-        <w:t xml:space="preserve"> </w:t>
-      </w:r>
-      <w:proofErr w:type="spellStart"/>
-      <w:r>
-        <w:rPr>
-          <w:rFonts w:ascii="Times New Roman" w:hAnsi="Times New Roman" w:cs="Times New Roman"/>
-        </w:rPr>
-        <w:t>melawan</w:t>
-      </w:r>
-      <w:proofErr w:type="spellEnd"/>
-      <w:r>
-        <w:rPr>
-          <w:rFonts w:ascii="Times New Roman" w:hAnsi="Times New Roman" w:cs="Times New Roman"/>
-        </w:rPr>
-        <w:t xml:space="preserve"> masing-masing </w:t>
-      </w:r>
-      <w:proofErr w:type="spellStart"/>
-      <w:r>
-        <w:rPr>
-          <w:rFonts w:ascii="Times New Roman" w:hAnsi="Times New Roman" w:cs="Times New Roman"/>
-        </w:rPr>
-        <w:t>kerajaan</w:t>
-      </w:r>
-      <w:proofErr w:type="spellEnd"/>
-      <w:r>
-        <w:rPr>
-          <w:rFonts w:ascii="Times New Roman" w:hAnsi="Times New Roman" w:cs="Times New Roman"/>
-        </w:rPr>
-        <w:t xml:space="preserve"> </w:t>
-      </w:r>
-      <w:proofErr w:type="spellStart"/>
-      <w:r>
-        <w:rPr>
-          <w:rFonts w:ascii="Times New Roman" w:hAnsi="Times New Roman" w:cs="Times New Roman"/>
-        </w:rPr>
-        <w:t>tersebut</w:t>
-      </w:r>
-      <w:proofErr w:type="spellEnd"/>
-      <w:r>
-        <w:rPr>
-          <w:rFonts w:ascii="Times New Roman" w:hAnsi="Times New Roman" w:cs="Times New Roman"/>
-        </w:rPr>
-        <w:t xml:space="preserve">. </w:t>
-      </w:r>
-    </w:p>
-    <w:p>
-      <w:pPr>
-        <w:ind w:left="360" w:firstLine="360"/>
-        <w:jc w:val="both"/>
-        <w:rPr>
-          <w:rFonts w:ascii="Times New Roman" w:hAnsi="Times New Roman" w:cs="Times New Roman"/>
-        </w:rPr>
-      </w:pPr>
-      <w:proofErr w:type="spellStart"/>
-      <w:r>
-        <w:rPr>
-          <w:rFonts w:ascii="Times New Roman" w:hAnsi="Times New Roman" w:cs="Times New Roman"/>
-        </w:rPr>
-        <w:t>Buatlah</w:t>
-      </w:r>
-      <w:proofErr w:type="spellEnd"/>
-      <w:r>
-        <w:rPr>
-          <w:rFonts w:ascii="Times New Roman" w:hAnsi="Times New Roman" w:cs="Times New Roman"/>
-        </w:rPr>
-        <w:t xml:space="preserve"> </w:t>
-      </w:r>
-      <w:proofErr w:type="spellStart"/>
-      <w:r>
-        <w:rPr>
-          <w:rFonts w:ascii="Times New Roman" w:hAnsi="Times New Roman" w:cs="Times New Roman"/>
-        </w:rPr>
-        <w:t>sebuah</w:t>
-      </w:r>
-      <w:proofErr w:type="spellEnd"/>
-      <w:r>
-        <w:rPr>
-          <w:rFonts w:ascii="Times New Roman" w:hAnsi="Times New Roman" w:cs="Times New Roman"/>
-        </w:rPr>
-        <w:t xml:space="preserve"> </w:t>
-      </w:r>
-      <w:proofErr w:type="spellStart"/>
-      <w:r>
-        <w:rPr>
-          <w:rFonts w:ascii="Times New Roman" w:hAnsi="Times New Roman" w:cs="Times New Roman"/>
-        </w:rPr>
-        <w:t>kelas</w:t>
-      </w:r>
-      <w:proofErr w:type="spellEnd"/>
-      <w:r>
-        <w:rPr>
-          <w:rFonts w:ascii="Times New Roman" w:hAnsi="Times New Roman" w:cs="Times New Roman"/>
-        </w:rPr>
-        <w:t xml:space="preserve"> </w:t>
-      </w:r>
-      <w:proofErr w:type="spellStart"/>
+      <w:proofErr w:type="gramStart"/>
       <w:r>
         <w:rPr>
           <w:rFonts w:ascii="Times New Roman" w:hAnsi="Times New Roman" w:cs="Times New Roman"/>
@@ -3569,245 +2993,14 @@
         <w:rPr>
           <w:rFonts w:ascii="Times New Roman" w:hAnsi="Times New Roman" w:cs="Times New Roman"/>
         </w:rPr>
-        <w:t xml:space="preserve"> (main) </w:t>
-      </w:r>
-      <w:proofErr w:type="spellStart"/>
-      <w:r>
-        <w:rPr>
-          <w:rFonts w:ascii="Times New Roman" w:hAnsi="Times New Roman" w:cs="Times New Roman"/>
-        </w:rPr>
-        <w:t>sebagai</w:t>
-      </w:r>
-      <w:proofErr w:type="spellEnd"/>
-      <w:r>
-        <w:rPr>
-          <w:rFonts w:ascii="Times New Roman" w:hAnsi="Times New Roman" w:cs="Times New Roman"/>
-        </w:rPr>
-        <w:t xml:space="preserve"> </w:t>
-      </w:r>
-      <w:proofErr w:type="spellStart"/>
-      <w:r>
-        <w:rPr>
-          <w:rFonts w:ascii="Times New Roman" w:hAnsi="Times New Roman" w:cs="Times New Roman"/>
-        </w:rPr>
-        <w:t>eksekutor</w:t>
-      </w:r>
-      <w:proofErr w:type="spellEnd"/>
-      <w:r>
-        <w:rPr>
-          <w:rFonts w:ascii="Times New Roman" w:hAnsi="Times New Roman" w:cs="Times New Roman"/>
-        </w:rPr>
-        <w:t xml:space="preserve"> </w:t>
-      </w:r>
-      <w:proofErr w:type="spellStart"/>
-      <w:r>
-        <w:rPr>
-          <w:rFonts w:ascii="Times New Roman" w:hAnsi="Times New Roman" w:cs="Times New Roman"/>
-        </w:rPr>
-        <w:t>kode</w:t>
-      </w:r>
-      <w:proofErr w:type="spellEnd"/>
-      <w:r>
-        <w:rPr>
-          <w:rFonts w:ascii="Times New Roman" w:hAnsi="Times New Roman" w:cs="Times New Roman"/>
-        </w:rPr>
-        <w:t xml:space="preserve"> kalian, superclass </w:t>
-      </w:r>
-      <w:proofErr w:type="spellStart"/>
-      <w:r>
-        <w:rPr>
-          <w:rFonts w:ascii="Times New Roman" w:hAnsi="Times New Roman" w:cs="Times New Roman"/>
-        </w:rPr>
-        <w:t>MainCharacter</w:t>
-      </w:r>
-      <w:proofErr w:type="spellEnd"/>
-      <w:r>
-        <w:rPr>
-          <w:rFonts w:ascii="Times New Roman" w:hAnsi="Times New Roman" w:cs="Times New Roman"/>
-        </w:rPr>
-        <w:t xml:space="preserve"> </w:t>
-      </w:r>
-      <w:proofErr w:type="spellStart"/>
-      <w:r>
-        <w:rPr>
-          <w:rFonts w:ascii="Times New Roman" w:hAnsi="Times New Roman" w:cs="Times New Roman"/>
-        </w:rPr>
-        <w:t>sebagai</w:t>
-      </w:r>
-      <w:proofErr w:type="spellEnd"/>
-      <w:r>
-        <w:rPr>
-          <w:rFonts w:ascii="Times New Roman" w:hAnsi="Times New Roman" w:cs="Times New Roman"/>
-        </w:rPr>
-        <w:t xml:space="preserve"> </w:t>
-      </w:r>
-      <w:proofErr w:type="spellStart"/>
-      <w:r>
-        <w:rPr>
-          <w:rFonts w:ascii="Times New Roman" w:hAnsi="Times New Roman" w:cs="Times New Roman"/>
-        </w:rPr>
-        <w:t>identitas</w:t>
-      </w:r>
-      <w:proofErr w:type="spellEnd"/>
-      <w:r>
-        <w:rPr>
-          <w:rFonts w:ascii="Times New Roman" w:hAnsi="Times New Roman" w:cs="Times New Roman"/>
-        </w:rPr>
-        <w:t xml:space="preserve"> kalian, superclass </w:t>
-      </w:r>
-      <w:proofErr w:type="spellStart"/>
-      <w:r>
-        <w:rPr>
-          <w:rFonts w:ascii="Times New Roman" w:hAnsi="Times New Roman" w:cs="Times New Roman"/>
-        </w:rPr>
-        <w:t>Serangan</w:t>
-      </w:r>
-      <w:proofErr w:type="spellEnd"/>
-      <w:r>
-        <w:rPr>
-          <w:rFonts w:ascii="Times New Roman" w:hAnsi="Times New Roman" w:cs="Times New Roman"/>
-        </w:rPr>
-        <w:t xml:space="preserve"> </w:t>
-      </w:r>
-      <w:proofErr w:type="spellStart"/>
-      <w:r>
-        <w:rPr>
-          <w:rFonts w:ascii="Times New Roman" w:hAnsi="Times New Roman" w:cs="Times New Roman"/>
-        </w:rPr>
-        <w:t>sebagai</w:t>
-      </w:r>
-      <w:proofErr w:type="spellEnd"/>
-      <w:r>
-        <w:rPr>
-          <w:rFonts w:ascii="Times New Roman" w:hAnsi="Times New Roman" w:cs="Times New Roman"/>
-        </w:rPr>
-        <w:t xml:space="preserve"> </w:t>
-      </w:r>
-      <w:proofErr w:type="spellStart"/>
-      <w:r>
-        <w:rPr>
-          <w:rFonts w:ascii="Times New Roman" w:hAnsi="Times New Roman" w:cs="Times New Roman"/>
-        </w:rPr>
-        <w:t>indikator</w:t>
-      </w:r>
-      <w:proofErr w:type="spellEnd"/>
-      <w:r>
-        <w:rPr>
-          <w:rFonts w:ascii="Times New Roman" w:hAnsi="Times New Roman" w:cs="Times New Roman"/>
-        </w:rPr>
-        <w:t xml:space="preserve"> </w:t>
-      </w:r>
-      <w:proofErr w:type="spellStart"/>
-      <w:r>
-        <w:rPr>
-          <w:rFonts w:ascii="Times New Roman" w:hAnsi="Times New Roman" w:cs="Times New Roman"/>
-        </w:rPr>
-        <w:t>serangan</w:t>
-      </w:r>
-      <w:proofErr w:type="spellEnd"/>
-      <w:r>
-        <w:rPr>
-          <w:rFonts w:ascii="Times New Roman" w:hAnsi="Times New Roman" w:cs="Times New Roman"/>
-        </w:rPr>
-        <w:t xml:space="preserve"> kalian, dan subclass </w:t>
-      </w:r>
-      <w:proofErr w:type="spellStart"/>
-      <w:r>
-        <w:rPr>
-          <w:rFonts w:ascii="Times New Roman" w:hAnsi="Times New Roman" w:cs="Times New Roman"/>
-        </w:rPr>
-        <w:t>SeranganFisik</w:t>
-      </w:r>
-      <w:proofErr w:type="spellEnd"/>
-      <w:r>
-        <w:rPr>
-          <w:rFonts w:ascii="Times New Roman" w:hAnsi="Times New Roman" w:cs="Times New Roman"/>
-        </w:rPr>
-        <w:t xml:space="preserve">, </w:t>
-      </w:r>
-      <w:proofErr w:type="spellStart"/>
-      <w:r>
-        <w:rPr>
-          <w:rFonts w:ascii="Times New Roman" w:hAnsi="Times New Roman" w:cs="Times New Roman"/>
-        </w:rPr>
-        <w:t>SeranganSihir</w:t>
-      </w:r>
-      <w:proofErr w:type="spellEnd"/>
-      <w:r>
-        <w:rPr>
-          <w:rFonts w:ascii="Times New Roman" w:hAnsi="Times New Roman" w:cs="Times New Roman"/>
-        </w:rPr>
-        <w:t xml:space="preserve"> </w:t>
-      </w:r>
-      <w:proofErr w:type="spellStart"/>
-      <w:r>
-        <w:rPr>
-          <w:rFonts w:ascii="Times New Roman" w:hAnsi="Times New Roman" w:cs="Times New Roman"/>
-        </w:rPr>
-        <w:t>sebagai</w:t>
-      </w:r>
-      <w:proofErr w:type="spellEnd"/>
-      <w:r>
-        <w:rPr>
-          <w:rFonts w:ascii="Times New Roman" w:hAnsi="Times New Roman" w:cs="Times New Roman"/>
-        </w:rPr>
-        <w:t xml:space="preserve"> </w:t>
-      </w:r>
-      <w:proofErr w:type="spellStart"/>
-      <w:r>
-        <w:rPr>
-          <w:rFonts w:ascii="Times New Roman" w:hAnsi="Times New Roman" w:cs="Times New Roman"/>
-        </w:rPr>
-        <w:t>serangan</w:t>
-      </w:r>
-      <w:proofErr w:type="spellEnd"/>
-      <w:r>
-        <w:rPr>
-          <w:rFonts w:ascii="Times New Roman" w:hAnsi="Times New Roman" w:cs="Times New Roman"/>
-        </w:rPr>
-        <w:t xml:space="preserve"> kalian </w:t>
-      </w:r>
-      <w:proofErr w:type="spellStart"/>
-      <w:r>
-        <w:rPr>
-          <w:rFonts w:ascii="Times New Roman" w:hAnsi="Times New Roman" w:cs="Times New Roman"/>
-        </w:rPr>
-        <w:t>ke</w:t>
-      </w:r>
-      <w:proofErr w:type="spellEnd"/>
-      <w:r>
-        <w:rPr>
-          <w:rFonts w:ascii="Times New Roman" w:hAnsi="Times New Roman" w:cs="Times New Roman"/>
-        </w:rPr>
-        <w:t xml:space="preserve"> </w:t>
-      </w:r>
-      <w:proofErr w:type="spellStart"/>
-      <w:r>
-        <w:rPr>
-          <w:rFonts w:ascii="Times New Roman" w:hAnsi="Times New Roman" w:cs="Times New Roman"/>
-        </w:rPr>
-        <w:t>kubu</w:t>
-      </w:r>
-      <w:proofErr w:type="spellEnd"/>
-      <w:r>
-        <w:rPr>
-          <w:rFonts w:ascii="Times New Roman" w:hAnsi="Times New Roman" w:cs="Times New Roman"/>
-        </w:rPr>
-        <w:t xml:space="preserve"> yang kalian </w:t>
-      </w:r>
-      <w:proofErr w:type="spellStart"/>
-      <w:r>
-        <w:rPr>
-          <w:rFonts w:ascii="Times New Roman" w:hAnsi="Times New Roman" w:cs="Times New Roman"/>
-        </w:rPr>
-        <w:t>lawan</w:t>
-      </w:r>
-      <w:proofErr w:type="spellEnd"/>
-      <w:r>
-        <w:rPr>
-          <w:rFonts w:ascii="Times New Roman" w:hAnsi="Times New Roman" w:cs="Times New Roman"/>
-        </w:rPr>
-        <w:t xml:space="preserve">. </w:t>
+        <w:t xml:space="preserve"> :</w:t>
+      </w:r>
+      <w:proofErr w:type="gramEnd"/>
+      <w:r>
+        <w:rPr>
+          <w:rFonts w:ascii="Times New Roman" w:hAnsi="Times New Roman" w:cs="Times New Roman"/>
+        </w:rPr>
+        <w:t xml:space="preserve"> </w:t>
       </w:r>
     </w:p>
     <w:p>
@@ -3815,7 +3008,7 @@
         <w:pStyle w:val="ListParagraph"/>
         <w:numPr>
           <w:ilvl w:val="0"/>
-          <w:numId w:val="10"/>
+          <w:numId w:val="21"/>
         </w:numPr>
         <w:jc w:val="both"/>
         <w:rPr>
@@ -3827,154 +3020,106 @@
         <w:rPr>
           <w:rFonts w:ascii="Times New Roman" w:hAnsi="Times New Roman" w:cs="Times New Roman"/>
         </w:rPr>
-        <w:t>Untuk</w:t>
-      </w:r>
-      <w:proofErr w:type="spellEnd"/>
-      <w:r>
-        <w:rPr>
-          <w:rFonts w:ascii="Times New Roman" w:hAnsi="Times New Roman" w:cs="Times New Roman"/>
-        </w:rPr>
-        <w:t xml:space="preserve"> </w:t>
-      </w:r>
-      <w:proofErr w:type="spellStart"/>
-      <w:r>
-        <w:rPr>
-          <w:rFonts w:ascii="Times New Roman" w:hAnsi="Times New Roman" w:cs="Times New Roman"/>
-        </w:rPr>
-        <w:t>kubu</w:t>
-      </w:r>
-      <w:proofErr w:type="spellEnd"/>
-      <w:r>
-        <w:rPr>
-          <w:rFonts w:ascii="Times New Roman" w:hAnsi="Times New Roman" w:cs="Times New Roman"/>
-        </w:rPr>
-        <w:t xml:space="preserve"> Hero, </w:t>
-      </w:r>
-      <w:proofErr w:type="spellStart"/>
-      <w:r>
-        <w:rPr>
-          <w:rFonts w:ascii="Times New Roman" w:hAnsi="Times New Roman" w:cs="Times New Roman"/>
-        </w:rPr>
-        <w:t>senjata</w:t>
-      </w:r>
-      <w:proofErr w:type="spellEnd"/>
-      <w:r>
-        <w:rPr>
-          <w:rFonts w:ascii="Times New Roman" w:hAnsi="Times New Roman" w:cs="Times New Roman"/>
-        </w:rPr>
-        <w:t xml:space="preserve"> kalian </w:t>
-      </w:r>
-      <w:proofErr w:type="spellStart"/>
-      <w:r>
-        <w:rPr>
-          <w:rFonts w:ascii="Times New Roman" w:hAnsi="Times New Roman" w:cs="Times New Roman"/>
-        </w:rPr>
-        <w:t>adalah</w:t>
-      </w:r>
-      <w:proofErr w:type="spellEnd"/>
-      <w:r>
-        <w:rPr>
-          <w:rFonts w:ascii="Times New Roman" w:hAnsi="Times New Roman" w:cs="Times New Roman"/>
-        </w:rPr>
-        <w:t xml:space="preserve"> </w:t>
-      </w:r>
-      <w:proofErr w:type="spellStart"/>
-      <w:r>
-        <w:rPr>
-          <w:rFonts w:ascii="Times New Roman" w:hAnsi="Times New Roman" w:cs="Times New Roman"/>
-        </w:rPr>
-        <w:t>Pedang</w:t>
-      </w:r>
-      <w:proofErr w:type="spellEnd"/>
-      <w:r>
-        <w:rPr>
-          <w:rFonts w:ascii="Times New Roman" w:hAnsi="Times New Roman" w:cs="Times New Roman"/>
-        </w:rPr>
-        <w:t xml:space="preserve"> </w:t>
-      </w:r>
-      <w:proofErr w:type="spellStart"/>
-      <w:r>
-        <w:rPr>
-          <w:rFonts w:ascii="Times New Roman" w:hAnsi="Times New Roman" w:cs="Times New Roman"/>
-        </w:rPr>
-        <w:t>Suci</w:t>
-      </w:r>
-      <w:proofErr w:type="spellEnd"/>
-      <w:r>
-        <w:rPr>
-          <w:rFonts w:ascii="Times New Roman" w:hAnsi="Times New Roman" w:cs="Times New Roman"/>
-        </w:rPr>
-        <w:t xml:space="preserve"> </w:t>
-      </w:r>
-      <w:proofErr w:type="spellStart"/>
-      <w:r>
-        <w:rPr>
-          <w:rFonts w:ascii="Times New Roman" w:hAnsi="Times New Roman" w:cs="Times New Roman"/>
-        </w:rPr>
-        <w:t>untuk</w:t>
-      </w:r>
-      <w:proofErr w:type="spellEnd"/>
-      <w:r>
-        <w:rPr>
-          <w:rFonts w:ascii="Times New Roman" w:hAnsi="Times New Roman" w:cs="Times New Roman"/>
-        </w:rPr>
-        <w:t xml:space="preserve"> </w:t>
-      </w:r>
-      <w:proofErr w:type="spellStart"/>
-      <w:r>
-        <w:rPr>
-          <w:rFonts w:ascii="Times New Roman" w:hAnsi="Times New Roman" w:cs="Times New Roman"/>
-        </w:rPr>
-        <w:t>SeranganFisik</w:t>
-      </w:r>
-      <w:proofErr w:type="spellEnd"/>
-      <w:r>
-        <w:rPr>
-          <w:rFonts w:ascii="Times New Roman" w:hAnsi="Times New Roman" w:cs="Times New Roman"/>
-        </w:rPr>
-        <w:t xml:space="preserve">, dan </w:t>
-      </w:r>
-      <w:proofErr w:type="spellStart"/>
-      <w:r>
-        <w:rPr>
-          <w:rFonts w:ascii="Times New Roman" w:hAnsi="Times New Roman" w:cs="Times New Roman"/>
-        </w:rPr>
-        <w:t>Sihir</w:t>
-      </w:r>
-      <w:proofErr w:type="spellEnd"/>
-      <w:r>
-        <w:rPr>
-          <w:rFonts w:ascii="Times New Roman" w:hAnsi="Times New Roman" w:cs="Times New Roman"/>
-        </w:rPr>
-        <w:t xml:space="preserve"> Cahaya </w:t>
-      </w:r>
-      <w:proofErr w:type="spellStart"/>
-      <w:r>
-        <w:rPr>
-          <w:rFonts w:ascii="Times New Roman" w:hAnsi="Times New Roman" w:cs="Times New Roman"/>
-        </w:rPr>
-        <w:t>untuk</w:t>
-      </w:r>
-      <w:proofErr w:type="spellEnd"/>
-      <w:r>
-        <w:rPr>
-          <w:rFonts w:ascii="Times New Roman" w:hAnsi="Times New Roman" w:cs="Times New Roman"/>
-        </w:rPr>
-        <w:t xml:space="preserve"> </w:t>
-      </w:r>
-      <w:proofErr w:type="spellStart"/>
-      <w:r>
-        <w:rPr>
-          <w:rFonts w:ascii="Times New Roman" w:hAnsi="Times New Roman" w:cs="Times New Roman"/>
-        </w:rPr>
-        <w:t>SeranganSihir</w:t>
-      </w:r>
-      <w:proofErr w:type="spellEnd"/>
-      <w:r>
-        <w:rPr>
-          <w:rFonts w:ascii="Times New Roman" w:hAnsi="Times New Roman" w:cs="Times New Roman"/>
-        </w:rPr>
-        <w:t xml:space="preserve">. </w:t>
+        <w:t>kelas</w:t>
+      </w:r>
+      <w:proofErr w:type="spellEnd"/>
+      <w:r>
+        <w:rPr>
+          <w:rFonts w:ascii="Times New Roman" w:hAnsi="Times New Roman" w:cs="Times New Roman"/>
+        </w:rPr>
+        <w:t xml:space="preserve"> </w:t>
+      </w:r>
+      <w:proofErr w:type="spellStart"/>
+      <w:r>
+        <w:rPr>
+          <w:rFonts w:ascii="Times New Roman" w:hAnsi="Times New Roman" w:cs="Times New Roman"/>
+        </w:rPr>
+        <w:t>abstrak</w:t>
+      </w:r>
+      <w:proofErr w:type="spellEnd"/>
+      <w:r>
+        <w:rPr>
+          <w:rFonts w:ascii="Times New Roman" w:hAnsi="Times New Roman" w:cs="Times New Roman"/>
+        </w:rPr>
+        <w:t xml:space="preserve"> </w:t>
+      </w:r>
+      <w:proofErr w:type="spellStart"/>
+      <w:r>
+        <w:rPr>
+          <w:rFonts w:ascii="Times New Roman" w:hAnsi="Times New Roman" w:cs="Times New Roman"/>
+        </w:rPr>
+        <w:t>Pengguna</w:t>
+      </w:r>
+      <w:proofErr w:type="spellEnd"/>
+      <w:r>
+        <w:rPr>
+          <w:rFonts w:ascii="Times New Roman" w:hAnsi="Times New Roman" w:cs="Times New Roman"/>
+        </w:rPr>
+        <w:t xml:space="preserve"> (</w:t>
+      </w:r>
+      <w:proofErr w:type="spellStart"/>
+      <w:r>
+        <w:rPr>
+          <w:rFonts w:ascii="Times New Roman" w:hAnsi="Times New Roman" w:cs="Times New Roman"/>
+        </w:rPr>
+        <w:t>berisi</w:t>
+      </w:r>
+      <w:proofErr w:type="spellEnd"/>
+      <w:r>
+        <w:rPr>
+          <w:rFonts w:ascii="Times New Roman" w:hAnsi="Times New Roman" w:cs="Times New Roman"/>
+        </w:rPr>
+        <w:t xml:space="preserve"> nama, email, dan </w:t>
+      </w:r>
+      <w:proofErr w:type="spellStart"/>
+      <w:r>
+        <w:rPr>
+          <w:rFonts w:ascii="Times New Roman" w:hAnsi="Times New Roman" w:cs="Times New Roman"/>
+        </w:rPr>
+        <w:t>metode</w:t>
+      </w:r>
+      <w:proofErr w:type="spellEnd"/>
+      <w:r>
+        <w:rPr>
+          <w:rFonts w:ascii="Times New Roman" w:hAnsi="Times New Roman" w:cs="Times New Roman"/>
+        </w:rPr>
+        <w:t xml:space="preserve"> </w:t>
+      </w:r>
+      <w:proofErr w:type="spellStart"/>
+      <w:r>
+        <w:rPr>
+          <w:rFonts w:ascii="Times New Roman" w:hAnsi="Times New Roman" w:cs="Times New Roman"/>
+        </w:rPr>
+        <w:t>abstrak</w:t>
+      </w:r>
+      <w:proofErr w:type="spellEnd"/>
+      <w:r>
+        <w:rPr>
+          <w:rFonts w:ascii="Times New Roman" w:hAnsi="Times New Roman" w:cs="Times New Roman"/>
+        </w:rPr>
+        <w:t xml:space="preserve"> </w:t>
+      </w:r>
+      <w:proofErr w:type="spellStart"/>
+      <w:proofErr w:type="gramStart"/>
+      <w:r>
+        <w:rPr>
+          <w:rFonts w:ascii="Times New Roman" w:hAnsi="Times New Roman" w:cs="Times New Roman"/>
+        </w:rPr>
+        <w:t>tampilkanInfo</w:t>
+      </w:r>
+      <w:proofErr w:type="spellEnd"/>
+      <w:r>
+        <w:rPr>
+          <w:rFonts w:ascii="Times New Roman" w:hAnsi="Times New Roman" w:cs="Times New Roman"/>
+        </w:rPr>
+        <w:t>(</w:t>
+      </w:r>
+      <w:proofErr w:type="gramEnd"/>
+      <w:r>
+        <w:rPr>
+          <w:rFonts w:ascii="Times New Roman" w:hAnsi="Times New Roman" w:cs="Times New Roman"/>
+        </w:rPr>
+        <w:t>))</w:t>
       </w:r>
     </w:p>
     <w:p>
@@ -3982,7 +3127,7 @@
         <w:pStyle w:val="ListParagraph"/>
         <w:numPr>
           <w:ilvl w:val="0"/>
-          <w:numId w:val="10"/>
+          <w:numId w:val="21"/>
         </w:numPr>
         <w:jc w:val="both"/>
         <w:rPr>
@@ -3994,6 +3139,224 @@
         <w:rPr>
           <w:rFonts w:ascii="Times New Roman" w:hAnsi="Times New Roman" w:cs="Times New Roman"/>
         </w:rPr>
+        <w:t>kelas</w:t>
+      </w:r>
+      <w:proofErr w:type="spellEnd"/>
+      <w:r>
+        <w:rPr>
+          <w:rFonts w:ascii="Times New Roman" w:hAnsi="Times New Roman" w:cs="Times New Roman"/>
+        </w:rPr>
+        <w:t xml:space="preserve"> </w:t>
+      </w:r>
+      <w:proofErr w:type="spellStart"/>
+      <w:r>
+        <w:rPr>
+          <w:rFonts w:ascii="Times New Roman" w:hAnsi="Times New Roman" w:cs="Times New Roman"/>
+        </w:rPr>
+        <w:t>Mahasiswa</w:t>
+      </w:r>
+      <w:proofErr w:type="spellEnd"/>
+      <w:r>
+        <w:rPr>
+          <w:rFonts w:ascii="Times New Roman" w:hAnsi="Times New Roman" w:cs="Times New Roman"/>
+        </w:rPr>
+        <w:t xml:space="preserve"> yang </w:t>
+      </w:r>
+      <w:proofErr w:type="spellStart"/>
+      <w:r>
+        <w:rPr>
+          <w:rFonts w:ascii="Times New Roman" w:hAnsi="Times New Roman" w:cs="Times New Roman"/>
+        </w:rPr>
+        <w:t>mewarisi</w:t>
+      </w:r>
+      <w:proofErr w:type="spellEnd"/>
+      <w:r>
+        <w:rPr>
+          <w:rFonts w:ascii="Times New Roman" w:hAnsi="Times New Roman" w:cs="Times New Roman"/>
+        </w:rPr>
+        <w:t xml:space="preserve"> </w:t>
+      </w:r>
+      <w:proofErr w:type="spellStart"/>
+      <w:r>
+        <w:rPr>
+          <w:rFonts w:ascii="Times New Roman" w:hAnsi="Times New Roman" w:cs="Times New Roman"/>
+        </w:rPr>
+        <w:t>Pengguna</w:t>
+      </w:r>
+      <w:proofErr w:type="spellEnd"/>
+      <w:r>
+        <w:rPr>
+          <w:rFonts w:ascii="Times New Roman" w:hAnsi="Times New Roman" w:cs="Times New Roman"/>
+        </w:rPr>
+        <w:t xml:space="preserve"> dan </w:t>
+      </w:r>
+      <w:proofErr w:type="spellStart"/>
+      <w:r>
+        <w:rPr>
+          <w:rFonts w:ascii="Times New Roman" w:hAnsi="Times New Roman" w:cs="Times New Roman"/>
+        </w:rPr>
+        <w:t>menambahkan</w:t>
+      </w:r>
+      <w:proofErr w:type="spellEnd"/>
+      <w:r>
+        <w:rPr>
+          <w:rFonts w:ascii="Times New Roman" w:hAnsi="Times New Roman" w:cs="Times New Roman"/>
+        </w:rPr>
+        <w:t xml:space="preserve"> </w:t>
+      </w:r>
+      <w:proofErr w:type="spellStart"/>
+      <w:r>
+        <w:rPr>
+          <w:rFonts w:ascii="Times New Roman" w:hAnsi="Times New Roman" w:cs="Times New Roman"/>
+        </w:rPr>
+        <w:t>atribut</w:t>
+      </w:r>
+      <w:proofErr w:type="spellEnd"/>
+      <w:r>
+        <w:rPr>
+          <w:rFonts w:ascii="Times New Roman" w:hAnsi="Times New Roman" w:cs="Times New Roman"/>
+        </w:rPr>
+        <w:t xml:space="preserve"> nim </w:t>
+      </w:r>
+      <w:proofErr w:type="spellStart"/>
+      <w:r>
+        <w:rPr>
+          <w:rFonts w:ascii="Times New Roman" w:hAnsi="Times New Roman" w:cs="Times New Roman"/>
+        </w:rPr>
+        <w:t>serta</w:t>
+      </w:r>
+      <w:proofErr w:type="spellEnd"/>
+      <w:r>
+        <w:rPr>
+          <w:rFonts w:ascii="Times New Roman" w:hAnsi="Times New Roman" w:cs="Times New Roman"/>
+        </w:rPr>
+        <w:t xml:space="preserve"> </w:t>
+      </w:r>
+      <w:proofErr w:type="spellStart"/>
+      <w:r>
+        <w:rPr>
+          <w:rFonts w:ascii="Times New Roman" w:hAnsi="Times New Roman" w:cs="Times New Roman"/>
+        </w:rPr>
+        <w:t>ipk</w:t>
+      </w:r>
+      <w:proofErr w:type="spellEnd"/>
+      <w:r>
+        <w:rPr>
+          <w:rFonts w:ascii="Times New Roman" w:hAnsi="Times New Roman" w:cs="Times New Roman"/>
+        </w:rPr>
+        <w:t xml:space="preserve"> </w:t>
+      </w:r>
+    </w:p>
+    <w:p>
+      <w:pPr>
+        <w:pStyle w:val="ListParagraph"/>
+        <w:numPr>
+          <w:ilvl w:val="0"/>
+          <w:numId w:val="21"/>
+        </w:numPr>
+        <w:jc w:val="both"/>
+        <w:rPr>
+          <w:rFonts w:ascii="Times New Roman" w:hAnsi="Times New Roman" w:cs="Times New Roman"/>
+        </w:rPr>
+      </w:pPr>
+      <w:proofErr w:type="spellStart"/>
+      <w:r>
+        <w:rPr>
+          <w:rFonts w:ascii="Times New Roman" w:hAnsi="Times New Roman" w:cs="Times New Roman"/>
+        </w:rPr>
+        <w:t>kelas</w:t>
+      </w:r>
+      <w:proofErr w:type="spellEnd"/>
+      <w:r>
+        <w:rPr>
+          <w:rFonts w:ascii="Times New Roman" w:hAnsi="Times New Roman" w:cs="Times New Roman"/>
+        </w:rPr>
+        <w:t xml:space="preserve"> </w:t>
+      </w:r>
+      <w:proofErr w:type="spellStart"/>
+      <w:r>
+        <w:rPr>
+          <w:rFonts w:ascii="Times New Roman" w:hAnsi="Times New Roman" w:cs="Times New Roman"/>
+        </w:rPr>
+        <w:t>SistemPendaftaran</w:t>
+      </w:r>
+      <w:proofErr w:type="spellEnd"/>
+      <w:r>
+        <w:rPr>
+          <w:rFonts w:ascii="Times New Roman" w:hAnsi="Times New Roman" w:cs="Times New Roman"/>
+        </w:rPr>
+        <w:t xml:space="preserve"> yang </w:t>
+      </w:r>
+      <w:proofErr w:type="spellStart"/>
+      <w:r>
+        <w:rPr>
+          <w:rFonts w:ascii="Times New Roman" w:hAnsi="Times New Roman" w:cs="Times New Roman"/>
+        </w:rPr>
+        <w:t>menyimpan</w:t>
+      </w:r>
+      <w:proofErr w:type="spellEnd"/>
+      <w:r>
+        <w:rPr>
+          <w:rFonts w:ascii="Times New Roman" w:hAnsi="Times New Roman" w:cs="Times New Roman"/>
+        </w:rPr>
+        <w:t xml:space="preserve"> daftar </w:t>
+      </w:r>
+      <w:proofErr w:type="spellStart"/>
+      <w:r>
+        <w:rPr>
+          <w:rFonts w:ascii="Times New Roman" w:hAnsi="Times New Roman" w:cs="Times New Roman"/>
+        </w:rPr>
+        <w:t>mahasiswa</w:t>
+      </w:r>
+      <w:proofErr w:type="spellEnd"/>
+      <w:r>
+        <w:rPr>
+          <w:rFonts w:ascii="Times New Roman" w:hAnsi="Times New Roman" w:cs="Times New Roman"/>
+        </w:rPr>
+        <w:t xml:space="preserve"> </w:t>
+      </w:r>
+      <w:proofErr w:type="spellStart"/>
+      <w:r>
+        <w:rPr>
+          <w:rFonts w:ascii="Times New Roman" w:hAnsi="Times New Roman" w:cs="Times New Roman"/>
+        </w:rPr>
+        <w:t>menggunakan</w:t>
+      </w:r>
+      <w:proofErr w:type="spellEnd"/>
+      <w:r>
+        <w:rPr>
+          <w:rFonts w:ascii="Times New Roman" w:hAnsi="Times New Roman" w:cs="Times New Roman"/>
+        </w:rPr>
+        <w:t xml:space="preserve"> </w:t>
+      </w:r>
+      <w:proofErr w:type="spellStart"/>
+      <w:r>
+        <w:rPr>
+          <w:rFonts w:ascii="Times New Roman" w:hAnsi="Times New Roman" w:cs="Times New Roman"/>
+        </w:rPr>
+        <w:t>ArrayList</w:t>
+      </w:r>
+      <w:proofErr w:type="spellEnd"/>
+      <w:r>
+        <w:rPr>
+          <w:rFonts w:ascii="Times New Roman" w:hAnsi="Times New Roman" w:cs="Times New Roman"/>
+        </w:rPr>
+        <w:t xml:space="preserve">. </w:t>
+      </w:r>
+    </w:p>
+    <w:p>
+      <w:pPr>
+        <w:ind w:left="360" w:firstLine="491"/>
+        <w:jc w:val="both"/>
+        <w:rPr>
+          <w:rFonts w:ascii="Times New Roman" w:hAnsi="Times New Roman" w:cs="Times New Roman"/>
+        </w:rPr>
+      </w:pPr>
+      <w:proofErr w:type="spellStart"/>
+      <w:r>
+        <w:rPr>
+          <w:rFonts w:ascii="Times New Roman" w:hAnsi="Times New Roman" w:cs="Times New Roman"/>
+        </w:rPr>
         <w:t>Untuk</w:t>
       </w:r>
       <w:proofErr w:type="spellEnd"/>
@@ -4008,21 +3371,191 @@
         <w:rPr>
           <w:rFonts w:ascii="Times New Roman" w:hAnsi="Times New Roman" w:cs="Times New Roman"/>
         </w:rPr>
-        <w:t>kubu</w:t>
-      </w:r>
-      <w:proofErr w:type="spellEnd"/>
-      <w:r>
-        <w:rPr>
-          <w:rFonts w:ascii="Times New Roman" w:hAnsi="Times New Roman" w:cs="Times New Roman"/>
-        </w:rPr>
-        <w:t xml:space="preserve"> </w:t>
-      </w:r>
-      <w:proofErr w:type="spellStart"/>
-      <w:r>
-        <w:rPr>
-          <w:rFonts w:ascii="Times New Roman" w:hAnsi="Times New Roman" w:cs="Times New Roman"/>
-        </w:rPr>
-        <w:t>DemonKing</w:t>
+        <w:t>penanganan</w:t>
+      </w:r>
+      <w:proofErr w:type="spellEnd"/>
+      <w:r>
+        <w:rPr>
+          <w:rFonts w:ascii="Times New Roman" w:hAnsi="Times New Roman" w:cs="Times New Roman"/>
+        </w:rPr>
+        <w:t xml:space="preserve"> error,</w:t>
+      </w:r>
+    </w:p>
+    <w:p>
+      <w:pPr>
+        <w:pStyle w:val="ListParagraph"/>
+        <w:numPr>
+          <w:ilvl w:val="0"/>
+          <w:numId w:val="22"/>
+        </w:numPr>
+        <w:jc w:val="both"/>
+        <w:rPr>
+          <w:rFonts w:ascii="Times New Roman" w:hAnsi="Times New Roman" w:cs="Times New Roman"/>
+        </w:rPr>
+      </w:pPr>
+      <w:r>
+        <w:rPr>
+          <w:rFonts w:ascii="Times New Roman" w:hAnsi="Times New Roman" w:cs="Times New Roman"/>
+        </w:rPr>
+        <w:t>b</w:t>
+      </w:r>
+      <w:r>
+        <w:rPr>
+          <w:rFonts w:ascii="Times New Roman" w:hAnsi="Times New Roman" w:cs="Times New Roman"/>
+        </w:rPr>
+        <w:t xml:space="preserve">uat </w:t>
+      </w:r>
+      <w:proofErr w:type="spellStart"/>
+      <w:r>
+        <w:rPr>
+          <w:rFonts w:ascii="Times New Roman" w:hAnsi="Times New Roman" w:cs="Times New Roman"/>
+        </w:rPr>
+        <w:t>eksepsi</w:t>
+      </w:r>
+      <w:proofErr w:type="spellEnd"/>
+      <w:r>
+        <w:rPr>
+          <w:rFonts w:ascii="Times New Roman" w:hAnsi="Times New Roman" w:cs="Times New Roman"/>
+        </w:rPr>
+        <w:t xml:space="preserve"> </w:t>
+      </w:r>
+      <w:proofErr w:type="spellStart"/>
+      <w:r>
+        <w:rPr>
+          <w:rFonts w:ascii="Times New Roman" w:hAnsi="Times New Roman" w:cs="Times New Roman"/>
+        </w:rPr>
+        <w:t>kustom</w:t>
+      </w:r>
+      <w:proofErr w:type="spellEnd"/>
+      <w:r>
+        <w:rPr>
+          <w:rFonts w:ascii="Times New Roman" w:hAnsi="Times New Roman" w:cs="Times New Roman"/>
+        </w:rPr>
+        <w:t xml:space="preserve"> </w:t>
+      </w:r>
+      <w:proofErr w:type="spellStart"/>
+      <w:r>
+        <w:rPr>
+          <w:rFonts w:ascii="Times New Roman" w:hAnsi="Times New Roman" w:cs="Times New Roman"/>
+        </w:rPr>
+        <w:t>NIMSudahAdaException</w:t>
+      </w:r>
+      <w:proofErr w:type="spellEnd"/>
+      <w:r>
+        <w:rPr>
+          <w:rFonts w:ascii="Times New Roman" w:hAnsi="Times New Roman" w:cs="Times New Roman"/>
+        </w:rPr>
+        <w:t xml:space="preserve"> yang </w:t>
+      </w:r>
+      <w:proofErr w:type="spellStart"/>
+      <w:r>
+        <w:rPr>
+          <w:rFonts w:ascii="Times New Roman" w:hAnsi="Times New Roman" w:cs="Times New Roman"/>
+        </w:rPr>
+        <w:t>dilempar</w:t>
+      </w:r>
+      <w:proofErr w:type="spellEnd"/>
+      <w:r>
+        <w:rPr>
+          <w:rFonts w:ascii="Times New Roman" w:hAnsi="Times New Roman" w:cs="Times New Roman"/>
+        </w:rPr>
+        <w:t xml:space="preserve"> </w:t>
+      </w:r>
+      <w:proofErr w:type="spellStart"/>
+      <w:r>
+        <w:rPr>
+          <w:rFonts w:ascii="Times New Roman" w:hAnsi="Times New Roman" w:cs="Times New Roman"/>
+        </w:rPr>
+        <w:t>saat</w:t>
+      </w:r>
+      <w:proofErr w:type="spellEnd"/>
+      <w:r>
+        <w:rPr>
+          <w:rFonts w:ascii="Times New Roman" w:hAnsi="Times New Roman" w:cs="Times New Roman"/>
+        </w:rPr>
+        <w:t xml:space="preserve"> user </w:t>
+      </w:r>
+      <w:proofErr w:type="spellStart"/>
+      <w:r>
+        <w:rPr>
+          <w:rFonts w:ascii="Times New Roman" w:hAnsi="Times New Roman" w:cs="Times New Roman"/>
+        </w:rPr>
+        <w:t>mencoba</w:t>
+      </w:r>
+      <w:proofErr w:type="spellEnd"/>
+      <w:r>
+        <w:rPr>
+          <w:rFonts w:ascii="Times New Roman" w:hAnsi="Times New Roman" w:cs="Times New Roman"/>
+        </w:rPr>
+        <w:t xml:space="preserve"> </w:t>
+      </w:r>
+      <w:proofErr w:type="spellStart"/>
+      <w:r>
+        <w:rPr>
+          <w:rFonts w:ascii="Times New Roman" w:hAnsi="Times New Roman" w:cs="Times New Roman"/>
+        </w:rPr>
+        <w:t>mendaftarkan</w:t>
+      </w:r>
+      <w:proofErr w:type="spellEnd"/>
+      <w:r>
+        <w:rPr>
+          <w:rFonts w:ascii="Times New Roman" w:hAnsi="Times New Roman" w:cs="Times New Roman"/>
+        </w:rPr>
+        <w:t xml:space="preserve"> NIM yang </w:t>
+      </w:r>
+      <w:proofErr w:type="spellStart"/>
+      <w:r>
+        <w:rPr>
+          <w:rFonts w:ascii="Times New Roman" w:hAnsi="Times New Roman" w:cs="Times New Roman"/>
+        </w:rPr>
+        <w:t>sudah</w:t>
+      </w:r>
+      <w:proofErr w:type="spellEnd"/>
+      <w:r>
+        <w:rPr>
+          <w:rFonts w:ascii="Times New Roman" w:hAnsi="Times New Roman" w:cs="Times New Roman"/>
+        </w:rPr>
+        <w:t xml:space="preserve"> </w:t>
+      </w:r>
+      <w:proofErr w:type="spellStart"/>
+      <w:r>
+        <w:rPr>
+          <w:rFonts w:ascii="Times New Roman" w:hAnsi="Times New Roman" w:cs="Times New Roman"/>
+        </w:rPr>
+        <w:t>ada</w:t>
+      </w:r>
+      <w:proofErr w:type="spellEnd"/>
+      <w:r>
+        <w:rPr>
+          <w:rFonts w:ascii="Times New Roman" w:hAnsi="Times New Roman" w:cs="Times New Roman"/>
+        </w:rPr>
+        <w:t xml:space="preserve"> </w:t>
+      </w:r>
+    </w:p>
+    <w:p>
+      <w:pPr>
+        <w:pStyle w:val="ListParagraph"/>
+        <w:numPr>
+          <w:ilvl w:val="0"/>
+          <w:numId w:val="22"/>
+        </w:numPr>
+        <w:jc w:val="both"/>
+        <w:rPr>
+          <w:rFonts w:ascii="Times New Roman" w:hAnsi="Times New Roman" w:cs="Times New Roman"/>
+        </w:rPr>
+      </w:pPr>
+      <w:r>
+        <w:rPr>
+          <w:rFonts w:ascii="Times New Roman" w:hAnsi="Times New Roman" w:cs="Times New Roman"/>
+        </w:rPr>
+        <w:t xml:space="preserve">Selain </w:t>
+      </w:r>
+      <w:proofErr w:type="spellStart"/>
+      <w:r>
+        <w:rPr>
+          <w:rFonts w:ascii="Times New Roman" w:hAnsi="Times New Roman" w:cs="Times New Roman"/>
+        </w:rPr>
+        <w:t>itu</w:t>
       </w:r>
       <w:proofErr w:type="spellEnd"/>
       <w:r>
@@ -4036,49 +3569,63 @@
         <w:rPr>
           <w:rFonts w:ascii="Times New Roman" w:hAnsi="Times New Roman" w:cs="Times New Roman"/>
         </w:rPr>
-        <w:t>senjata</w:t>
-      </w:r>
-      <w:proofErr w:type="spellEnd"/>
-      <w:r>
-        <w:rPr>
-          <w:rFonts w:ascii="Times New Roman" w:hAnsi="Times New Roman" w:cs="Times New Roman"/>
-        </w:rPr>
-        <w:t xml:space="preserve"> kalian </w:t>
-      </w:r>
-      <w:proofErr w:type="spellStart"/>
-      <w:r>
-        <w:rPr>
-          <w:rFonts w:ascii="Times New Roman" w:hAnsi="Times New Roman" w:cs="Times New Roman"/>
-        </w:rPr>
-        <w:t>adalah</w:t>
-      </w:r>
-      <w:proofErr w:type="spellEnd"/>
-      <w:r>
-        <w:rPr>
-          <w:rFonts w:ascii="Times New Roman" w:hAnsi="Times New Roman" w:cs="Times New Roman"/>
-        </w:rPr>
-        <w:t xml:space="preserve"> </w:t>
-      </w:r>
-      <w:proofErr w:type="spellStart"/>
-      <w:r>
-        <w:rPr>
-          <w:rFonts w:ascii="Times New Roman" w:hAnsi="Times New Roman" w:cs="Times New Roman"/>
-        </w:rPr>
-        <w:t>Pedang</w:t>
-      </w:r>
-      <w:proofErr w:type="spellEnd"/>
-      <w:r>
-        <w:rPr>
-          <w:rFonts w:ascii="Times New Roman" w:hAnsi="Times New Roman" w:cs="Times New Roman"/>
-        </w:rPr>
-        <w:t xml:space="preserve"> </w:t>
-      </w:r>
-      <w:proofErr w:type="spellStart"/>
-      <w:r>
-        <w:rPr>
-          <w:rFonts w:ascii="Times New Roman" w:hAnsi="Times New Roman" w:cs="Times New Roman"/>
-        </w:rPr>
-        <w:t>Kutukan</w:t>
+        <w:t>tangkap</w:t>
+      </w:r>
+      <w:proofErr w:type="spellEnd"/>
+      <w:r>
+        <w:rPr>
+          <w:rFonts w:ascii="Times New Roman" w:hAnsi="Times New Roman" w:cs="Times New Roman"/>
+        </w:rPr>
+        <w:t xml:space="preserve"> </w:t>
+      </w:r>
+      <w:proofErr w:type="spellStart"/>
+      <w:r>
+        <w:rPr>
+          <w:rFonts w:ascii="Times New Roman" w:hAnsi="Times New Roman" w:cs="Times New Roman"/>
+        </w:rPr>
+        <w:t>NumberFormatException</w:t>
+      </w:r>
+      <w:proofErr w:type="spellEnd"/>
+      <w:r>
+        <w:rPr>
+          <w:rFonts w:ascii="Times New Roman" w:hAnsi="Times New Roman" w:cs="Times New Roman"/>
+        </w:rPr>
+        <w:t xml:space="preserve"> </w:t>
+      </w:r>
+      <w:proofErr w:type="spellStart"/>
+      <w:r>
+        <w:rPr>
+          <w:rFonts w:ascii="Times New Roman" w:hAnsi="Times New Roman" w:cs="Times New Roman"/>
+        </w:rPr>
+        <w:t>jika</w:t>
+      </w:r>
+      <w:proofErr w:type="spellEnd"/>
+      <w:r>
+        <w:rPr>
+          <w:rFonts w:ascii="Times New Roman" w:hAnsi="Times New Roman" w:cs="Times New Roman"/>
+        </w:rPr>
+        <w:t xml:space="preserve"> user </w:t>
+      </w:r>
+      <w:proofErr w:type="spellStart"/>
+      <w:r>
+        <w:rPr>
+          <w:rFonts w:ascii="Times New Roman" w:hAnsi="Times New Roman" w:cs="Times New Roman"/>
+        </w:rPr>
+        <w:t>mengetik</w:t>
+      </w:r>
+      <w:proofErr w:type="spellEnd"/>
+      <w:r>
+        <w:rPr>
+          <w:rFonts w:ascii="Times New Roman" w:hAnsi="Times New Roman" w:cs="Times New Roman"/>
+        </w:rPr>
+        <w:t xml:space="preserve"> </w:t>
+      </w:r>
+      <w:proofErr w:type="spellStart"/>
+      <w:r>
+        <w:rPr>
+          <w:rFonts w:ascii="Times New Roman" w:hAnsi="Times New Roman" w:cs="Times New Roman"/>
+        </w:rPr>
+        <w:t>huruf</w:t>
       </w:r>
       <w:proofErr w:type="spellEnd"/>
       <w:r>
@@ -4099,56 +3646,893 @@
         <w:rPr>
           <w:rFonts w:ascii="Times New Roman" w:hAnsi="Times New Roman" w:cs="Times New Roman"/>
         </w:rPr>
-        <w:t xml:space="preserve"> </w:t>
-      </w:r>
-      <w:proofErr w:type="spellStart"/>
-      <w:r>
-        <w:rPr>
-          <w:rFonts w:ascii="Times New Roman" w:hAnsi="Times New Roman" w:cs="Times New Roman"/>
-        </w:rPr>
-        <w:t>SeranganFisik</w:t>
-      </w:r>
-      <w:proofErr w:type="spellEnd"/>
-      <w:r>
-        <w:rPr>
-          <w:rFonts w:ascii="Times New Roman" w:hAnsi="Times New Roman" w:cs="Times New Roman"/>
-        </w:rPr>
-        <w:t xml:space="preserve">, dan </w:t>
-      </w:r>
-      <w:proofErr w:type="spellStart"/>
-      <w:r>
-        <w:rPr>
-          <w:rFonts w:ascii="Times New Roman" w:hAnsi="Times New Roman" w:cs="Times New Roman"/>
-        </w:rPr>
-        <w:t>Sihir</w:t>
-      </w:r>
-      <w:proofErr w:type="spellEnd"/>
-      <w:r>
-        <w:rPr>
-          <w:rFonts w:ascii="Times New Roman" w:hAnsi="Times New Roman" w:cs="Times New Roman"/>
-        </w:rPr>
-        <w:t xml:space="preserve"> Hitam </w:t>
-      </w:r>
-      <w:proofErr w:type="spellStart"/>
-      <w:r>
-        <w:rPr>
-          <w:rFonts w:ascii="Times New Roman" w:hAnsi="Times New Roman" w:cs="Times New Roman"/>
-        </w:rPr>
-        <w:t>untuk</w:t>
-      </w:r>
-      <w:proofErr w:type="spellEnd"/>
-      <w:r>
-        <w:rPr>
-          <w:rFonts w:ascii="Times New Roman" w:hAnsi="Times New Roman" w:cs="Times New Roman"/>
-        </w:rPr>
-        <w:t xml:space="preserve"> </w:t>
-      </w:r>
-      <w:proofErr w:type="spellStart"/>
-      <w:r>
-        <w:rPr>
-          <w:rFonts w:ascii="Times New Roman" w:hAnsi="Times New Roman" w:cs="Times New Roman"/>
-        </w:rPr>
-        <w:t>SeranganSihir</w:t>
+        <w:t xml:space="preserve"> IPK.</w:t>
+      </w:r>
+    </w:p>
+    <w:p>
+      <w:pPr>
+        <w:pStyle w:val="ListParagraph"/>
+        <w:numPr>
+          <w:ilvl w:val="0"/>
+          <w:numId w:val="22"/>
+        </w:numPr>
+        <w:jc w:val="both"/>
+        <w:rPr>
+          <w:rFonts w:ascii="Times New Roman" w:hAnsi="Times New Roman" w:cs="Times New Roman"/>
+        </w:rPr>
+      </w:pPr>
+      <w:proofErr w:type="spellStart"/>
+      <w:r>
+        <w:rPr>
+          <w:rFonts w:ascii="Times New Roman" w:hAnsi="Times New Roman" w:cs="Times New Roman"/>
+        </w:rPr>
+        <w:t>IllegalArgumentException</w:t>
+      </w:r>
+      <w:proofErr w:type="spellEnd"/>
+      <w:r>
+        <w:rPr>
+          <w:rFonts w:ascii="Times New Roman" w:hAnsi="Times New Roman" w:cs="Times New Roman"/>
+        </w:rPr>
+        <w:t xml:space="preserve"> </w:t>
+      </w:r>
+      <w:proofErr w:type="spellStart"/>
+      <w:r>
+        <w:rPr>
+          <w:rFonts w:ascii="Times New Roman" w:hAnsi="Times New Roman" w:cs="Times New Roman"/>
+        </w:rPr>
+        <w:t>jika</w:t>
+      </w:r>
+      <w:proofErr w:type="spellEnd"/>
+      <w:r>
+        <w:rPr>
+          <w:rFonts w:ascii="Times New Roman" w:hAnsi="Times New Roman" w:cs="Times New Roman"/>
+        </w:rPr>
+        <w:t xml:space="preserve"> IPK yang </w:t>
+      </w:r>
+      <w:proofErr w:type="spellStart"/>
+      <w:r>
+        <w:rPr>
+          <w:rFonts w:ascii="Times New Roman" w:hAnsi="Times New Roman" w:cs="Times New Roman"/>
+        </w:rPr>
+        <w:t>dimasukkan</w:t>
+      </w:r>
+      <w:proofErr w:type="spellEnd"/>
+      <w:r>
+        <w:rPr>
+          <w:rFonts w:ascii="Times New Roman" w:hAnsi="Times New Roman" w:cs="Times New Roman"/>
+        </w:rPr>
+        <w:t xml:space="preserve"> di </w:t>
+      </w:r>
+      <w:proofErr w:type="spellStart"/>
+      <w:r>
+        <w:rPr>
+          <w:rFonts w:ascii="Times New Roman" w:hAnsi="Times New Roman" w:cs="Times New Roman"/>
+        </w:rPr>
+        <w:t>luar</w:t>
+      </w:r>
+      <w:proofErr w:type="spellEnd"/>
+      <w:r>
+        <w:rPr>
+          <w:rFonts w:ascii="Times New Roman" w:hAnsi="Times New Roman" w:cs="Times New Roman"/>
+        </w:rPr>
+        <w:t xml:space="preserve"> </w:t>
+      </w:r>
+      <w:proofErr w:type="spellStart"/>
+      <w:r>
+        <w:rPr>
+          <w:rFonts w:ascii="Times New Roman" w:hAnsi="Times New Roman" w:cs="Times New Roman"/>
+        </w:rPr>
+        <w:t>rentang</w:t>
+      </w:r>
+      <w:proofErr w:type="spellEnd"/>
+      <w:r>
+        <w:rPr>
+          <w:rFonts w:ascii="Times New Roman" w:hAnsi="Times New Roman" w:cs="Times New Roman"/>
+        </w:rPr>
+        <w:t xml:space="preserve"> 0.0–4.0. </w:t>
+      </w:r>
+    </w:p>
+    <w:p>
+      <w:pPr>
+        <w:pStyle w:val="ListParagraph"/>
+        <w:numPr>
+          <w:ilvl w:val="0"/>
+          <w:numId w:val="22"/>
+        </w:numPr>
+        <w:jc w:val="both"/>
+        <w:rPr>
+          <w:rFonts w:ascii="Times New Roman" w:hAnsi="Times New Roman" w:cs="Times New Roman"/>
+        </w:rPr>
+      </w:pPr>
+      <w:proofErr w:type="spellStart"/>
+      <w:r>
+        <w:rPr>
+          <w:rFonts w:ascii="Times New Roman" w:hAnsi="Times New Roman" w:cs="Times New Roman"/>
+        </w:rPr>
+        <w:t>Gunakan</w:t>
+      </w:r>
+      <w:proofErr w:type="spellEnd"/>
+      <w:r>
+        <w:rPr>
+          <w:rFonts w:ascii="Times New Roman" w:hAnsi="Times New Roman" w:cs="Times New Roman"/>
+        </w:rPr>
+        <w:t xml:space="preserve"> </w:t>
+      </w:r>
+      <w:proofErr w:type="spellStart"/>
+      <w:proofErr w:type="gramStart"/>
+      <w:r>
+        <w:rPr>
+          <w:rFonts w:ascii="Times New Roman" w:hAnsi="Times New Roman" w:cs="Times New Roman"/>
+        </w:rPr>
+        <w:t>e.printStackTrace</w:t>
+      </w:r>
+      <w:proofErr w:type="spellEnd"/>
+      <w:proofErr w:type="gramEnd"/>
+      <w:r>
+        <w:rPr>
+          <w:rFonts w:ascii="Times New Roman" w:hAnsi="Times New Roman" w:cs="Times New Roman"/>
+        </w:rPr>
+        <w:t xml:space="preserve">() pada salah </w:t>
+      </w:r>
+      <w:proofErr w:type="spellStart"/>
+      <w:r>
+        <w:rPr>
+          <w:rFonts w:ascii="Times New Roman" w:hAnsi="Times New Roman" w:cs="Times New Roman"/>
+        </w:rPr>
+        <w:t>satu</w:t>
+      </w:r>
+      <w:proofErr w:type="spellEnd"/>
+      <w:r>
+        <w:rPr>
+          <w:rFonts w:ascii="Times New Roman" w:hAnsi="Times New Roman" w:cs="Times New Roman"/>
+        </w:rPr>
+        <w:t xml:space="preserve"> </w:t>
+      </w:r>
+      <w:proofErr w:type="spellStart"/>
+      <w:r>
+        <w:rPr>
+          <w:rFonts w:ascii="Times New Roman" w:hAnsi="Times New Roman" w:cs="Times New Roman"/>
+        </w:rPr>
+        <w:t>blok</w:t>
+      </w:r>
+      <w:proofErr w:type="spellEnd"/>
+      <w:r>
+        <w:rPr>
+          <w:rFonts w:ascii="Times New Roman" w:hAnsi="Times New Roman" w:cs="Times New Roman"/>
+        </w:rPr>
+        <w:t xml:space="preserve"> catch dan </w:t>
+      </w:r>
+      <w:proofErr w:type="spellStart"/>
+      <w:r>
+        <w:rPr>
+          <w:rFonts w:ascii="Times New Roman" w:hAnsi="Times New Roman" w:cs="Times New Roman"/>
+        </w:rPr>
+        <w:t>tulis</w:t>
+      </w:r>
+      <w:proofErr w:type="spellEnd"/>
+      <w:r>
+        <w:rPr>
+          <w:rFonts w:ascii="Times New Roman" w:hAnsi="Times New Roman" w:cs="Times New Roman"/>
+        </w:rPr>
+        <w:t xml:space="preserve"> </w:t>
+      </w:r>
+      <w:proofErr w:type="spellStart"/>
+      <w:r>
+        <w:rPr>
+          <w:rFonts w:ascii="Times New Roman" w:hAnsi="Times New Roman" w:cs="Times New Roman"/>
+        </w:rPr>
+        <w:t>komentar</w:t>
+      </w:r>
+      <w:proofErr w:type="spellEnd"/>
+      <w:r>
+        <w:rPr>
+          <w:rFonts w:ascii="Times New Roman" w:hAnsi="Times New Roman" w:cs="Times New Roman"/>
+        </w:rPr>
+        <w:t xml:space="preserve"> yang </w:t>
+      </w:r>
+      <w:proofErr w:type="spellStart"/>
+      <w:r>
+        <w:rPr>
+          <w:rFonts w:ascii="Times New Roman" w:hAnsi="Times New Roman" w:cs="Times New Roman"/>
+        </w:rPr>
+        <w:t>menjelaskan</w:t>
+      </w:r>
+      <w:proofErr w:type="spellEnd"/>
+      <w:r>
+        <w:rPr>
+          <w:rFonts w:ascii="Times New Roman" w:hAnsi="Times New Roman" w:cs="Times New Roman"/>
+        </w:rPr>
+        <w:t xml:space="preserve"> </w:t>
+      </w:r>
+      <w:proofErr w:type="spellStart"/>
+      <w:r>
+        <w:rPr>
+          <w:rFonts w:ascii="Times New Roman" w:hAnsi="Times New Roman" w:cs="Times New Roman"/>
+        </w:rPr>
+        <w:t>kegunaannya</w:t>
+      </w:r>
+      <w:proofErr w:type="spellEnd"/>
+      <w:r>
+        <w:rPr>
+          <w:rFonts w:ascii="Times New Roman" w:hAnsi="Times New Roman" w:cs="Times New Roman"/>
+        </w:rPr>
+        <w:t xml:space="preserve">. </w:t>
+      </w:r>
+      <w:proofErr w:type="spellStart"/>
+      <w:r>
+        <w:rPr>
+          <w:rFonts w:ascii="Times New Roman" w:hAnsi="Times New Roman" w:cs="Times New Roman"/>
+        </w:rPr>
+        <w:t>Semua</w:t>
+      </w:r>
+      <w:proofErr w:type="spellEnd"/>
+      <w:r>
+        <w:rPr>
+          <w:rFonts w:ascii="Times New Roman" w:hAnsi="Times New Roman" w:cs="Times New Roman"/>
+        </w:rPr>
+        <w:t xml:space="preserve"> input </w:t>
+      </w:r>
+      <w:proofErr w:type="spellStart"/>
+      <w:r>
+        <w:rPr>
+          <w:rFonts w:ascii="Times New Roman" w:hAnsi="Times New Roman" w:cs="Times New Roman"/>
+        </w:rPr>
+        <w:t>wajib</w:t>
+      </w:r>
+      <w:proofErr w:type="spellEnd"/>
+      <w:r>
+        <w:rPr>
+          <w:rFonts w:ascii="Times New Roman" w:hAnsi="Times New Roman" w:cs="Times New Roman"/>
+        </w:rPr>
+        <w:t xml:space="preserve"> </w:t>
+      </w:r>
+      <w:proofErr w:type="spellStart"/>
+      <w:r>
+        <w:rPr>
+          <w:rFonts w:ascii="Times New Roman" w:hAnsi="Times New Roman" w:cs="Times New Roman"/>
+        </w:rPr>
+        <w:t>menggunakan</w:t>
+      </w:r>
+      <w:proofErr w:type="spellEnd"/>
+      <w:r>
+        <w:rPr>
+          <w:rFonts w:ascii="Times New Roman" w:hAnsi="Times New Roman" w:cs="Times New Roman"/>
+        </w:rPr>
+        <w:t xml:space="preserve"> </w:t>
+      </w:r>
+      <w:proofErr w:type="spellStart"/>
+      <w:r>
+        <w:rPr>
+          <w:rFonts w:ascii="Times New Roman" w:hAnsi="Times New Roman" w:cs="Times New Roman"/>
+        </w:rPr>
+        <w:t>BufferedReader</w:t>
+      </w:r>
+      <w:proofErr w:type="spellEnd"/>
+      <w:r>
+        <w:rPr>
+          <w:rFonts w:ascii="Times New Roman" w:hAnsi="Times New Roman" w:cs="Times New Roman"/>
+        </w:rPr>
+        <w:t>.</w:t>
+      </w:r>
+    </w:p>
+    <w:p>
+      <w:pPr>
+        <w:ind w:left="360" w:firstLine="491"/>
+        <w:jc w:val="both"/>
+        <w:rPr>
+          <w:rFonts w:ascii="Times New Roman" w:hAnsi="Times New Roman" w:cs="Times New Roman"/>
+        </w:rPr>
+      </w:pPr>
+      <w:r>
+        <w:rPr>
+          <w:rFonts w:ascii="Times New Roman" w:hAnsi="Times New Roman" w:cs="Times New Roman"/>
+        </w:rPr>
+        <w:t xml:space="preserve">Buat minimal </w:t>
+      </w:r>
+      <w:proofErr w:type="spellStart"/>
+      <w:r>
+        <w:rPr>
+          <w:rFonts w:ascii="Times New Roman" w:hAnsi="Times New Roman" w:cs="Times New Roman"/>
+        </w:rPr>
+        <w:t>satu</w:t>
+      </w:r>
+      <w:proofErr w:type="spellEnd"/>
+      <w:r>
+        <w:rPr>
+          <w:rFonts w:ascii="Times New Roman" w:hAnsi="Times New Roman" w:cs="Times New Roman"/>
+        </w:rPr>
+        <w:t xml:space="preserve"> </w:t>
+      </w:r>
+      <w:proofErr w:type="spellStart"/>
+      <w:r>
+        <w:rPr>
+          <w:rFonts w:ascii="Times New Roman" w:hAnsi="Times New Roman" w:cs="Times New Roman"/>
+        </w:rPr>
+        <w:t>subkelas</w:t>
+      </w:r>
+      <w:proofErr w:type="spellEnd"/>
+      <w:r>
+        <w:rPr>
+          <w:rFonts w:ascii="Times New Roman" w:hAnsi="Times New Roman" w:cs="Times New Roman"/>
+        </w:rPr>
+        <w:t xml:space="preserve"> </w:t>
+      </w:r>
+      <w:proofErr w:type="spellStart"/>
+      <w:r>
+        <w:rPr>
+          <w:rFonts w:ascii="Times New Roman" w:hAnsi="Times New Roman" w:cs="Times New Roman"/>
+        </w:rPr>
+        <w:t>baru</w:t>
+      </w:r>
+      <w:proofErr w:type="spellEnd"/>
+      <w:r>
+        <w:rPr>
+          <w:rFonts w:ascii="Times New Roman" w:hAnsi="Times New Roman" w:cs="Times New Roman"/>
+        </w:rPr>
+        <w:t xml:space="preserve"> yang </w:t>
+      </w:r>
+      <w:proofErr w:type="spellStart"/>
+      <w:r>
+        <w:rPr>
+          <w:rFonts w:ascii="Times New Roman" w:hAnsi="Times New Roman" w:cs="Times New Roman"/>
+        </w:rPr>
+        <w:t>diturunkan</w:t>
+      </w:r>
+      <w:proofErr w:type="spellEnd"/>
+      <w:r>
+        <w:rPr>
+          <w:rFonts w:ascii="Times New Roman" w:hAnsi="Times New Roman" w:cs="Times New Roman"/>
+        </w:rPr>
+        <w:t xml:space="preserve"> </w:t>
+      </w:r>
+      <w:proofErr w:type="spellStart"/>
+      <w:r>
+        <w:rPr>
+          <w:rFonts w:ascii="Times New Roman" w:hAnsi="Times New Roman" w:cs="Times New Roman"/>
+        </w:rPr>
+        <w:t>dari</w:t>
+      </w:r>
+      <w:proofErr w:type="spellEnd"/>
+      <w:r>
+        <w:rPr>
+          <w:rFonts w:ascii="Times New Roman" w:hAnsi="Times New Roman" w:cs="Times New Roman"/>
+        </w:rPr>
+        <w:t xml:space="preserve"> </w:t>
+      </w:r>
+      <w:proofErr w:type="spellStart"/>
+      <w:r>
+        <w:rPr>
+          <w:rFonts w:ascii="Times New Roman" w:hAnsi="Times New Roman" w:cs="Times New Roman"/>
+        </w:rPr>
+        <w:t>Mahasiswa</w:t>
+      </w:r>
+      <w:proofErr w:type="spellEnd"/>
+      <w:r>
+        <w:rPr>
+          <w:rFonts w:ascii="Times New Roman" w:hAnsi="Times New Roman" w:cs="Times New Roman"/>
+        </w:rPr>
+        <w:t xml:space="preserve"> </w:t>
+      </w:r>
+      <w:proofErr w:type="spellStart"/>
+      <w:r>
+        <w:rPr>
+          <w:rFonts w:ascii="Times New Roman" w:hAnsi="Times New Roman" w:cs="Times New Roman"/>
+        </w:rPr>
+        <w:t>sesuai</w:t>
+      </w:r>
+      <w:proofErr w:type="spellEnd"/>
+      <w:r>
+        <w:rPr>
+          <w:rFonts w:ascii="Times New Roman" w:hAnsi="Times New Roman" w:cs="Times New Roman"/>
+        </w:rPr>
+        <w:t xml:space="preserve"> </w:t>
+      </w:r>
+      <w:proofErr w:type="spellStart"/>
+      <w:r>
+        <w:rPr>
+          <w:rFonts w:ascii="Times New Roman" w:hAnsi="Times New Roman" w:cs="Times New Roman"/>
+        </w:rPr>
+        <w:t>imajinasimu</w:t>
+      </w:r>
+      <w:proofErr w:type="spellEnd"/>
+      <w:r>
+        <w:rPr>
+          <w:rFonts w:ascii="Times New Roman" w:hAnsi="Times New Roman" w:cs="Times New Roman"/>
+        </w:rPr>
+        <w:t xml:space="preserve"> </w:t>
+      </w:r>
+      <w:proofErr w:type="spellStart"/>
+      <w:r>
+        <w:rPr>
+          <w:rFonts w:ascii="Times New Roman" w:hAnsi="Times New Roman" w:cs="Times New Roman"/>
+        </w:rPr>
+        <w:t>misalnya</w:t>
+      </w:r>
+      <w:proofErr w:type="spellEnd"/>
+      <w:r>
+        <w:rPr>
+          <w:rFonts w:ascii="Times New Roman" w:hAnsi="Times New Roman" w:cs="Times New Roman"/>
+        </w:rPr>
+        <w:t xml:space="preserve"> </w:t>
+      </w:r>
+      <w:proofErr w:type="spellStart"/>
+      <w:r>
+        <w:rPr>
+          <w:rFonts w:ascii="Times New Roman" w:hAnsi="Times New Roman" w:cs="Times New Roman"/>
+        </w:rPr>
+        <w:t>MahasiswaBeasiswa</w:t>
+      </w:r>
+      <w:proofErr w:type="spellEnd"/>
+      <w:r>
+        <w:rPr>
+          <w:rFonts w:ascii="Times New Roman" w:hAnsi="Times New Roman" w:cs="Times New Roman"/>
+        </w:rPr>
+        <w:t xml:space="preserve"> </w:t>
+      </w:r>
+      <w:proofErr w:type="spellStart"/>
+      <w:r>
+        <w:rPr>
+          <w:rFonts w:ascii="Times New Roman" w:hAnsi="Times New Roman" w:cs="Times New Roman"/>
+        </w:rPr>
+        <w:t>atau</w:t>
+      </w:r>
+      <w:proofErr w:type="spellEnd"/>
+      <w:r>
+        <w:rPr>
+          <w:rFonts w:ascii="Times New Roman" w:hAnsi="Times New Roman" w:cs="Times New Roman"/>
+        </w:rPr>
+        <w:t xml:space="preserve"> </w:t>
+      </w:r>
+      <w:proofErr w:type="spellStart"/>
+      <w:r>
+        <w:rPr>
+          <w:rFonts w:ascii="Times New Roman" w:hAnsi="Times New Roman" w:cs="Times New Roman"/>
+        </w:rPr>
+        <w:t>jenis</w:t>
+      </w:r>
+      <w:proofErr w:type="spellEnd"/>
+      <w:r>
+        <w:rPr>
+          <w:rFonts w:ascii="Times New Roman" w:hAnsi="Times New Roman" w:cs="Times New Roman"/>
+        </w:rPr>
+        <w:t xml:space="preserve"> </w:t>
+      </w:r>
+      <w:proofErr w:type="spellStart"/>
+      <w:r>
+        <w:rPr>
+          <w:rFonts w:ascii="Times New Roman" w:hAnsi="Times New Roman" w:cs="Times New Roman"/>
+        </w:rPr>
+        <w:t>lainnya</w:t>
+      </w:r>
+      <w:proofErr w:type="spellEnd"/>
+      <w:r>
+        <w:rPr>
+          <w:rFonts w:ascii="Times New Roman" w:hAnsi="Times New Roman" w:cs="Times New Roman"/>
+        </w:rPr>
+        <w:t xml:space="preserve">. </w:t>
+      </w:r>
+      <w:proofErr w:type="spellStart"/>
+      <w:r>
+        <w:rPr>
+          <w:rFonts w:ascii="Times New Roman" w:hAnsi="Times New Roman" w:cs="Times New Roman"/>
+        </w:rPr>
+        <w:t>Tambahkan</w:t>
+      </w:r>
+      <w:proofErr w:type="spellEnd"/>
+      <w:r>
+        <w:rPr>
+          <w:rFonts w:ascii="Times New Roman" w:hAnsi="Times New Roman" w:cs="Times New Roman"/>
+        </w:rPr>
+        <w:t xml:space="preserve"> </w:t>
+      </w:r>
+      <w:proofErr w:type="spellStart"/>
+      <w:r>
+        <w:rPr>
+          <w:rFonts w:ascii="Times New Roman" w:hAnsi="Times New Roman" w:cs="Times New Roman"/>
+        </w:rPr>
+        <w:t>atribut</w:t>
+      </w:r>
+      <w:proofErr w:type="spellEnd"/>
+      <w:r>
+        <w:rPr>
+          <w:rFonts w:ascii="Times New Roman" w:hAnsi="Times New Roman" w:cs="Times New Roman"/>
+        </w:rPr>
+        <w:t xml:space="preserve"> yang </w:t>
+      </w:r>
+      <w:proofErr w:type="spellStart"/>
+      <w:r>
+        <w:rPr>
+          <w:rFonts w:ascii="Times New Roman" w:hAnsi="Times New Roman" w:cs="Times New Roman"/>
+        </w:rPr>
+        <w:t>relevan</w:t>
+      </w:r>
+      <w:proofErr w:type="spellEnd"/>
+      <w:r>
+        <w:rPr>
+          <w:rFonts w:ascii="Times New Roman" w:hAnsi="Times New Roman" w:cs="Times New Roman"/>
+        </w:rPr>
+        <w:t xml:space="preserve">, override </w:t>
+      </w:r>
+      <w:proofErr w:type="spellStart"/>
+      <w:proofErr w:type="gramStart"/>
+      <w:r>
+        <w:rPr>
+          <w:rFonts w:ascii="Times New Roman" w:hAnsi="Times New Roman" w:cs="Times New Roman"/>
+        </w:rPr>
+        <w:t>tampilkanInfo</w:t>
+      </w:r>
+      <w:proofErr w:type="spellEnd"/>
+      <w:r>
+        <w:rPr>
+          <w:rFonts w:ascii="Times New Roman" w:hAnsi="Times New Roman" w:cs="Times New Roman"/>
+        </w:rPr>
+        <w:t>(</w:t>
+      </w:r>
+      <w:proofErr w:type="gramEnd"/>
+      <w:r>
+        <w:rPr>
+          <w:rFonts w:ascii="Times New Roman" w:hAnsi="Times New Roman" w:cs="Times New Roman"/>
+        </w:rPr>
+        <w:t xml:space="preserve">), dan </w:t>
+      </w:r>
+      <w:proofErr w:type="spellStart"/>
+      <w:r>
+        <w:rPr>
+          <w:rFonts w:ascii="Times New Roman" w:hAnsi="Times New Roman" w:cs="Times New Roman"/>
+        </w:rPr>
+        <w:t>pastikan</w:t>
+      </w:r>
+      <w:proofErr w:type="spellEnd"/>
+      <w:r>
+        <w:rPr>
+          <w:rFonts w:ascii="Times New Roman" w:hAnsi="Times New Roman" w:cs="Times New Roman"/>
+        </w:rPr>
+        <w:t xml:space="preserve"> </w:t>
+      </w:r>
+      <w:proofErr w:type="spellStart"/>
+      <w:r>
+        <w:rPr>
+          <w:rFonts w:ascii="Times New Roman" w:hAnsi="Times New Roman" w:cs="Times New Roman"/>
+        </w:rPr>
+        <w:t>objek</w:t>
+      </w:r>
+      <w:proofErr w:type="spellEnd"/>
+      <w:r>
+        <w:rPr>
+          <w:rFonts w:ascii="Times New Roman" w:hAnsi="Times New Roman" w:cs="Times New Roman"/>
+        </w:rPr>
+        <w:t xml:space="preserve"> </w:t>
+      </w:r>
+      <w:proofErr w:type="spellStart"/>
+      <w:r>
+        <w:rPr>
+          <w:rFonts w:ascii="Times New Roman" w:hAnsi="Times New Roman" w:cs="Times New Roman"/>
+        </w:rPr>
+        <w:t>dari</w:t>
+      </w:r>
+      <w:proofErr w:type="spellEnd"/>
+      <w:r>
+        <w:rPr>
+          <w:rFonts w:ascii="Times New Roman" w:hAnsi="Times New Roman" w:cs="Times New Roman"/>
+        </w:rPr>
+        <w:t xml:space="preserve"> </w:t>
+      </w:r>
+      <w:proofErr w:type="spellStart"/>
+      <w:r>
+        <w:rPr>
+          <w:rFonts w:ascii="Times New Roman" w:hAnsi="Times New Roman" w:cs="Times New Roman"/>
+        </w:rPr>
+        <w:t>subkelas</w:t>
+      </w:r>
+      <w:proofErr w:type="spellEnd"/>
+      <w:r>
+        <w:rPr>
+          <w:rFonts w:ascii="Times New Roman" w:hAnsi="Times New Roman" w:cs="Times New Roman"/>
+        </w:rPr>
+        <w:t xml:space="preserve"> </w:t>
+      </w:r>
+      <w:proofErr w:type="spellStart"/>
+      <w:r>
+        <w:rPr>
+          <w:rFonts w:ascii="Times New Roman" w:hAnsi="Times New Roman" w:cs="Times New Roman"/>
+        </w:rPr>
+        <w:t>ini</w:t>
+      </w:r>
+      <w:proofErr w:type="spellEnd"/>
+      <w:r>
+        <w:rPr>
+          <w:rFonts w:ascii="Times New Roman" w:hAnsi="Times New Roman" w:cs="Times New Roman"/>
+        </w:rPr>
+        <w:t xml:space="preserve"> </w:t>
+      </w:r>
+      <w:proofErr w:type="spellStart"/>
+      <w:r>
+        <w:rPr>
+          <w:rFonts w:ascii="Times New Roman" w:hAnsi="Times New Roman" w:cs="Times New Roman"/>
+        </w:rPr>
+        <w:t>bisa</w:t>
+      </w:r>
+      <w:proofErr w:type="spellEnd"/>
+      <w:r>
+        <w:rPr>
+          <w:rFonts w:ascii="Times New Roman" w:hAnsi="Times New Roman" w:cs="Times New Roman"/>
+        </w:rPr>
+        <w:t xml:space="preserve"> </w:t>
+      </w:r>
+      <w:proofErr w:type="spellStart"/>
+      <w:r>
+        <w:rPr>
+          <w:rFonts w:ascii="Times New Roman" w:hAnsi="Times New Roman" w:cs="Times New Roman"/>
+        </w:rPr>
+        <w:t>didaftarkan</w:t>
+      </w:r>
+      <w:proofErr w:type="spellEnd"/>
+      <w:r>
+        <w:rPr>
+          <w:rFonts w:ascii="Times New Roman" w:hAnsi="Times New Roman" w:cs="Times New Roman"/>
+        </w:rPr>
+        <w:t xml:space="preserve"> </w:t>
+      </w:r>
+      <w:proofErr w:type="spellStart"/>
+      <w:r>
+        <w:rPr>
+          <w:rFonts w:ascii="Times New Roman" w:hAnsi="Times New Roman" w:cs="Times New Roman"/>
+        </w:rPr>
+        <w:t>ke</w:t>
+      </w:r>
+      <w:proofErr w:type="spellEnd"/>
+      <w:r>
+        <w:rPr>
+          <w:rFonts w:ascii="Times New Roman" w:hAnsi="Times New Roman" w:cs="Times New Roman"/>
+        </w:rPr>
+        <w:t xml:space="preserve"> </w:t>
+      </w:r>
+      <w:proofErr w:type="spellStart"/>
+      <w:r>
+        <w:rPr>
+          <w:rFonts w:ascii="Times New Roman" w:hAnsi="Times New Roman" w:cs="Times New Roman"/>
+        </w:rPr>
+        <w:t>SistemPendaftaran</w:t>
+      </w:r>
+      <w:proofErr w:type="spellEnd"/>
+      <w:r>
+        <w:rPr>
+          <w:rFonts w:ascii="Times New Roman" w:hAnsi="Times New Roman" w:cs="Times New Roman"/>
+        </w:rPr>
+        <w:t xml:space="preserve"> </w:t>
+      </w:r>
+      <w:proofErr w:type="spellStart"/>
+      <w:r>
+        <w:rPr>
+          <w:rFonts w:ascii="Times New Roman" w:hAnsi="Times New Roman" w:cs="Times New Roman"/>
+        </w:rPr>
+        <w:t>seperti</w:t>
+      </w:r>
+      <w:proofErr w:type="spellEnd"/>
+      <w:r>
+        <w:rPr>
+          <w:rFonts w:ascii="Times New Roman" w:hAnsi="Times New Roman" w:cs="Times New Roman"/>
+        </w:rPr>
+        <w:t xml:space="preserve"> </w:t>
+      </w:r>
+      <w:proofErr w:type="spellStart"/>
+      <w:r>
+        <w:rPr>
+          <w:rFonts w:ascii="Times New Roman" w:hAnsi="Times New Roman" w:cs="Times New Roman"/>
+        </w:rPr>
+        <w:t>mahasiswa</w:t>
+      </w:r>
+      <w:proofErr w:type="spellEnd"/>
+      <w:r>
+        <w:rPr>
+          <w:rFonts w:ascii="Times New Roman" w:hAnsi="Times New Roman" w:cs="Times New Roman"/>
+        </w:rPr>
+        <w:t xml:space="preserve"> </w:t>
+      </w:r>
+      <w:proofErr w:type="spellStart"/>
+      <w:r>
+        <w:rPr>
+          <w:rFonts w:ascii="Times New Roman" w:hAnsi="Times New Roman" w:cs="Times New Roman"/>
+        </w:rPr>
+        <w:t>biasa</w:t>
+      </w:r>
+      <w:proofErr w:type="spellEnd"/>
+      <w:r>
+        <w:rPr>
+          <w:rFonts w:ascii="Times New Roman" w:hAnsi="Times New Roman" w:cs="Times New Roman"/>
+        </w:rPr>
+        <w:t xml:space="preserve">. </w:t>
+      </w:r>
+      <w:proofErr w:type="gramStart"/>
+      <w:r>
+        <w:rPr>
+          <w:rFonts w:ascii="Times New Roman" w:hAnsi="Times New Roman" w:cs="Times New Roman"/>
+        </w:rPr>
+        <w:t xml:space="preserve">( </w:t>
+      </w:r>
+      <w:proofErr w:type="spellStart"/>
+      <w:r>
+        <w:rPr>
+          <w:rFonts w:ascii="Times New Roman" w:hAnsi="Times New Roman" w:cs="Times New Roman"/>
+        </w:rPr>
+        <w:t>semakin</w:t>
+      </w:r>
+      <w:proofErr w:type="spellEnd"/>
+      <w:proofErr w:type="gramEnd"/>
+      <w:r>
+        <w:rPr>
+          <w:rFonts w:ascii="Times New Roman" w:hAnsi="Times New Roman" w:cs="Times New Roman"/>
+        </w:rPr>
+        <w:t xml:space="preserve"> </w:t>
+      </w:r>
+      <w:proofErr w:type="spellStart"/>
+      <w:r>
+        <w:rPr>
+          <w:rFonts w:ascii="Times New Roman" w:hAnsi="Times New Roman" w:cs="Times New Roman"/>
+        </w:rPr>
+        <w:t>kreatif</w:t>
+      </w:r>
+      <w:proofErr w:type="spellEnd"/>
+      <w:r>
+        <w:rPr>
+          <w:rFonts w:ascii="Times New Roman" w:hAnsi="Times New Roman" w:cs="Times New Roman"/>
+        </w:rPr>
+        <w:t xml:space="preserve"> </w:t>
+      </w:r>
+      <w:proofErr w:type="spellStart"/>
+      <w:r>
+        <w:rPr>
+          <w:rFonts w:ascii="Times New Roman" w:hAnsi="Times New Roman" w:cs="Times New Roman"/>
+        </w:rPr>
+        <w:t>makin</w:t>
+      </w:r>
+      <w:proofErr w:type="spellEnd"/>
+      <w:r>
+        <w:rPr>
+          <w:rFonts w:ascii="Times New Roman" w:hAnsi="Times New Roman" w:cs="Times New Roman"/>
+        </w:rPr>
+        <w:t xml:space="preserve"> </w:t>
+      </w:r>
+      <w:proofErr w:type="spellStart"/>
+      <w:r>
+        <w:rPr>
+          <w:rFonts w:ascii="Times New Roman" w:hAnsi="Times New Roman" w:cs="Times New Roman"/>
+        </w:rPr>
+        <w:t>bagus</w:t>
+      </w:r>
+      <w:proofErr w:type="spellEnd"/>
+      <w:r>
+        <w:rPr>
+          <w:rFonts w:ascii="Times New Roman" w:hAnsi="Times New Roman" w:cs="Times New Roman"/>
+        </w:rPr>
+        <w:t xml:space="preserve">) Program </w:t>
+      </w:r>
+      <w:proofErr w:type="spellStart"/>
+      <w:r>
+        <w:rPr>
+          <w:rFonts w:ascii="Times New Roman" w:hAnsi="Times New Roman" w:cs="Times New Roman"/>
+        </w:rPr>
+        <w:t>harus</w:t>
+      </w:r>
+      <w:proofErr w:type="spellEnd"/>
+      <w:r>
+        <w:rPr>
+          <w:rFonts w:ascii="Times New Roman" w:hAnsi="Times New Roman" w:cs="Times New Roman"/>
+        </w:rPr>
+        <w:t xml:space="preserve"> </w:t>
+      </w:r>
+      <w:proofErr w:type="spellStart"/>
+      <w:r>
+        <w:rPr>
+          <w:rFonts w:ascii="Times New Roman" w:hAnsi="Times New Roman" w:cs="Times New Roman"/>
+        </w:rPr>
+        <w:t>berjalan</w:t>
+      </w:r>
+      <w:proofErr w:type="spellEnd"/>
+      <w:r>
+        <w:rPr>
+          <w:rFonts w:ascii="Times New Roman" w:hAnsi="Times New Roman" w:cs="Times New Roman"/>
+        </w:rPr>
+        <w:t xml:space="preserve"> </w:t>
+      </w:r>
+      <w:proofErr w:type="spellStart"/>
+      <w:r>
+        <w:rPr>
+          <w:rFonts w:ascii="Times New Roman" w:hAnsi="Times New Roman" w:cs="Times New Roman"/>
+        </w:rPr>
+        <w:t>dengan</w:t>
+      </w:r>
+      <w:proofErr w:type="spellEnd"/>
+      <w:r>
+        <w:rPr>
+          <w:rFonts w:ascii="Times New Roman" w:hAnsi="Times New Roman" w:cs="Times New Roman"/>
+        </w:rPr>
+        <w:t xml:space="preserve"> menu </w:t>
+      </w:r>
+      <w:proofErr w:type="spellStart"/>
+      <w:proofErr w:type="gramStart"/>
+      <w:r>
+        <w:rPr>
+          <w:rFonts w:ascii="Times New Roman" w:hAnsi="Times New Roman" w:cs="Times New Roman"/>
+        </w:rPr>
+        <w:t>berulang</w:t>
+      </w:r>
+      <w:proofErr w:type="spellEnd"/>
+      <w:r>
+        <w:rPr>
+          <w:rFonts w:ascii="Times New Roman" w:hAnsi="Times New Roman" w:cs="Times New Roman"/>
+        </w:rPr>
+        <w:t xml:space="preserve"> :</w:t>
+      </w:r>
+      <w:proofErr w:type="gramEnd"/>
+      <w:r>
+        <w:rPr>
+          <w:rFonts w:ascii="Times New Roman" w:hAnsi="Times New Roman" w:cs="Times New Roman"/>
+        </w:rPr>
+        <w:t xml:space="preserve"> (1) </w:t>
+      </w:r>
+      <w:proofErr w:type="spellStart"/>
+      <w:r>
+        <w:rPr>
+          <w:rFonts w:ascii="Times New Roman" w:hAnsi="Times New Roman" w:cs="Times New Roman"/>
+        </w:rPr>
+        <w:t>Daftarkan</w:t>
+      </w:r>
+      <w:proofErr w:type="spellEnd"/>
+      <w:r>
+        <w:rPr>
+          <w:rFonts w:ascii="Times New Roman" w:hAnsi="Times New Roman" w:cs="Times New Roman"/>
+        </w:rPr>
+        <w:t xml:space="preserve"> </w:t>
+      </w:r>
+      <w:proofErr w:type="spellStart"/>
+      <w:r>
+        <w:rPr>
+          <w:rFonts w:ascii="Times New Roman" w:hAnsi="Times New Roman" w:cs="Times New Roman"/>
+        </w:rPr>
+        <w:t>mahasiswa</w:t>
+      </w:r>
+      <w:proofErr w:type="spellEnd"/>
+      <w:r>
+        <w:rPr>
+          <w:rFonts w:ascii="Times New Roman" w:hAnsi="Times New Roman" w:cs="Times New Roman"/>
+        </w:rPr>
+        <w:t xml:space="preserve">, (2) Subclass Tambahan yang kalian buat (3) </w:t>
+      </w:r>
+      <w:proofErr w:type="spellStart"/>
+      <w:r>
+        <w:rPr>
+          <w:rFonts w:ascii="Times New Roman" w:hAnsi="Times New Roman" w:cs="Times New Roman"/>
+        </w:rPr>
+        <w:t>Tampilkan</w:t>
+      </w:r>
+      <w:proofErr w:type="spellEnd"/>
+      <w:r>
+        <w:rPr>
+          <w:rFonts w:ascii="Times New Roman" w:hAnsi="Times New Roman" w:cs="Times New Roman"/>
+        </w:rPr>
+        <w:t xml:space="preserve"> </w:t>
+      </w:r>
+      <w:proofErr w:type="spellStart"/>
+      <w:r>
+        <w:rPr>
+          <w:rFonts w:ascii="Times New Roman" w:hAnsi="Times New Roman" w:cs="Times New Roman"/>
+        </w:rPr>
+        <w:t>semua</w:t>
+      </w:r>
+      <w:proofErr w:type="spellEnd"/>
+      <w:r>
+        <w:rPr>
+          <w:rFonts w:ascii="Times New Roman" w:hAnsi="Times New Roman" w:cs="Times New Roman"/>
+        </w:rPr>
+        <w:t xml:space="preserve">, (4) </w:t>
+      </w:r>
+      <w:proofErr w:type="spellStart"/>
+      <w:r>
+        <w:rPr>
+          <w:rFonts w:ascii="Times New Roman" w:hAnsi="Times New Roman" w:cs="Times New Roman"/>
+        </w:rPr>
+        <w:t>Keluar</w:t>
       </w:r>
       <w:proofErr w:type="spellEnd"/>
       <w:r>
@@ -4357,7 +4741,6 @@
         <w:rPr>
           <w:rFonts w:cs="Times New Roman"/>
         </w:rPr>
-        <w:lastRenderedPageBreak/>
         <w:t>Jawaban</w:t>
       </w:r>
       <w:bookmarkEnd w:id="4"/>
@@ -7575,13 +7958,7 @@
         <w:rPr>
           <w:rFonts w:cs="Times New Roman"/>
         </w:rPr>
-        <w:t xml:space="preserve"> </w:t>
-      </w:r>
-      <w:r>
-        <w:rPr>
-          <w:rFonts w:cs="Times New Roman"/>
-        </w:rPr>
-        <w:t>MainCharacter</w:t>
+        <w:t xml:space="preserve"> MainCharacter</w:t>
       </w:r>
       <w:r>
         <w:rPr>
@@ -7603,6 +7980,7 @@
       <w:r>
         <w:rPr>
           <w:rFonts w:ascii="Times New Roman" w:hAnsi="Times New Roman" w:cs="Times New Roman"/>
+          <w:noProof/>
         </w:rPr>
         <w:drawing>
           <wp:inline distT="0" distB="0" distL="0" distR="0" wp14:anchorId="6C3D5679" wp14:editId="60E37319">
@@ -7704,13 +8082,7 @@
         <w:rPr>
           <w:rFonts w:ascii="Times New Roman" w:hAnsi="Times New Roman" w:cs="Times New Roman"/>
         </w:rPr>
-        <w:t>.jav</w:t>
-      </w:r>
-      <w:r>
-        <w:rPr>
-          <w:rFonts w:ascii="Times New Roman" w:hAnsi="Times New Roman" w:cs="Times New Roman"/>
-        </w:rPr>
-        <w:t>a</w:t>
+        <w:t>.java</w:t>
       </w:r>
       <w:bookmarkEnd w:id="8"/>
     </w:p>
@@ -8119,9 +8491,15 @@
         <w:rPr>
           <w:rFonts w:ascii="Times New Roman" w:hAnsi="Times New Roman" w:cs="Times New Roman"/>
         </w:rPr>
-        <w:t>dimilikinya.</w:t>
-      </w:r>
-      <w:proofErr w:type="spellEnd"/>
+        <w:t>dimilikinya</w:t>
+      </w:r>
+      <w:proofErr w:type="spellEnd"/>
+      <w:r>
+        <w:rPr>
+          <w:rFonts w:ascii="Times New Roman" w:hAnsi="Times New Roman" w:cs="Times New Roman"/>
+        </w:rPr>
+        <w:t>.</w:t>
+      </w:r>
     </w:p>
     <w:p>
       <w:pPr>
@@ -8412,9 +8790,15 @@
         <w:rPr>
           <w:rFonts w:ascii="Times New Roman" w:hAnsi="Times New Roman" w:cs="Times New Roman"/>
         </w:rPr>
-        <w:t>disediakan.</w:t>
-      </w:r>
-      <w:proofErr w:type="spellEnd"/>
+        <w:t>disediakan</w:t>
+      </w:r>
+      <w:proofErr w:type="spellEnd"/>
+      <w:r>
+        <w:rPr>
+          <w:rFonts w:ascii="Times New Roman" w:hAnsi="Times New Roman" w:cs="Times New Roman"/>
+        </w:rPr>
+        <w:t>.</w:t>
+      </w:r>
     </w:p>
     <w:p>
       <w:pPr>
@@ -8733,9 +9117,15 @@
         <w:rPr>
           <w:rFonts w:ascii="Times New Roman" w:hAnsi="Times New Roman" w:cs="Times New Roman"/>
         </w:rPr>
-        <w:t>atribut.</w:t>
-      </w:r>
-      <w:proofErr w:type="spellEnd"/>
+        <w:t>atribut</w:t>
+      </w:r>
+      <w:proofErr w:type="spellEnd"/>
+      <w:r>
+        <w:rPr>
+          <w:rFonts w:ascii="Times New Roman" w:hAnsi="Times New Roman" w:cs="Times New Roman"/>
+        </w:rPr>
+        <w:t>.</w:t>
+      </w:r>
     </w:p>
     <w:p>
       <w:pPr>
@@ -8978,9 +9368,15 @@
         <w:rPr>
           <w:rFonts w:ascii="Times New Roman" w:hAnsi="Times New Roman" w:cs="Times New Roman"/>
         </w:rPr>
-        <w:t>dibuat.</w:t>
-      </w:r>
-      <w:proofErr w:type="spellEnd"/>
+        <w:t>dibuat</w:t>
+      </w:r>
+      <w:proofErr w:type="spellEnd"/>
+      <w:r>
+        <w:rPr>
+          <w:rFonts w:ascii="Times New Roman" w:hAnsi="Times New Roman" w:cs="Times New Roman"/>
+        </w:rPr>
+        <w:t>.</w:t>
+      </w:r>
     </w:p>
     <w:p>
       <w:pPr>
@@ -9515,9 +9911,15 @@
         <w:rPr>
           <w:rFonts w:ascii="Times New Roman" w:hAnsi="Times New Roman" w:cs="Times New Roman"/>
         </w:rPr>
-        <w:t>ini.</w:t>
-      </w:r>
-      <w:proofErr w:type="spellEnd"/>
+        <w:t>ini</w:t>
+      </w:r>
+      <w:proofErr w:type="spellEnd"/>
+      <w:r>
+        <w:rPr>
+          <w:rFonts w:ascii="Times New Roman" w:hAnsi="Times New Roman" w:cs="Times New Roman"/>
+        </w:rPr>
+        <w:t>.</w:t>
+      </w:r>
     </w:p>
     <w:p>
       <w:pPr>
@@ -9881,6 +10283,7 @@
       <w:r>
         <w:rPr>
           <w:rFonts w:ascii="Times New Roman" w:hAnsi="Times New Roman" w:cs="Times New Roman"/>
+          <w:noProof/>
         </w:rPr>
         <w:drawing>
           <wp:inline distT="0" distB="0" distL="0" distR="0" wp14:anchorId="0BDA759F" wp14:editId="3E94E845">
@@ -11692,9 +12095,15 @@
         <w:rPr>
           <w:rFonts w:ascii="Times New Roman" w:hAnsi="Times New Roman" w:cs="Times New Roman"/>
         </w:rPr>
-        <w:t>layar.</w:t>
-      </w:r>
-      <w:proofErr w:type="spellEnd"/>
+        <w:t>layar</w:t>
+      </w:r>
+      <w:proofErr w:type="spellEnd"/>
+      <w:r>
+        <w:rPr>
+          <w:rFonts w:ascii="Times New Roman" w:hAnsi="Times New Roman" w:cs="Times New Roman"/>
+        </w:rPr>
+        <w:t>.</w:t>
+      </w:r>
     </w:p>
     <w:p>
       <w:pPr>
@@ -11988,6 +12397,7 @@
       <w:r>
         <w:rPr>
           <w:rFonts w:ascii="Times New Roman" w:hAnsi="Times New Roman" w:cs="Times New Roman"/>
+          <w:noProof/>
         </w:rPr>
         <w:drawing>
           <wp:inline distT="0" distB="0" distL="0" distR="0" wp14:anchorId="1C8494A2" wp14:editId="135B3F8B">
@@ -12962,9 +13372,15 @@
         <w:rPr>
           <w:rFonts w:ascii="Times New Roman" w:hAnsi="Times New Roman" w:cs="Times New Roman"/>
         </w:rPr>
-        <w:t>utama.</w:t>
-      </w:r>
-      <w:proofErr w:type="spellEnd"/>
+        <w:t>utama</w:t>
+      </w:r>
+      <w:proofErr w:type="spellEnd"/>
+      <w:r>
+        <w:rPr>
+          <w:rFonts w:ascii="Times New Roman" w:hAnsi="Times New Roman" w:cs="Times New Roman"/>
+        </w:rPr>
+        <w:t>.</w:t>
+      </w:r>
     </w:p>
     <w:p>
       <w:pPr>
@@ -14153,13 +14569,7 @@
           <w:rFonts w:cs="Times New Roman"/>
         </w:rPr>
         <w:lastRenderedPageBreak/>
-        <w:t>Class SeranganSihir</w:t>
-      </w:r>
-      <w:r>
-        <w:rPr>
-          <w:rFonts w:cs="Times New Roman"/>
-        </w:rPr>
-        <w:t>.java</w:t>
+        <w:t>Class SeranganSihir.java</w:t>
       </w:r>
       <w:bookmarkEnd w:id="13"/>
     </w:p>
@@ -14175,6 +14585,7 @@
       <w:r>
         <w:rPr>
           <w:rFonts w:ascii="Times New Roman" w:hAnsi="Times New Roman" w:cs="Times New Roman"/>
+          <w:noProof/>
         </w:rPr>
         <w:drawing>
           <wp:inline distT="0" distB="0" distL="0" distR="0" wp14:anchorId="6A5217D2" wp14:editId="7D037430">
@@ -14615,9 +15026,15 @@
         <w:rPr>
           <w:rFonts w:ascii="Times New Roman" w:hAnsi="Times New Roman" w:cs="Times New Roman"/>
         </w:rPr>
-        <w:t>kreatif.</w:t>
-      </w:r>
-      <w:proofErr w:type="spellEnd"/>
+        <w:t>kreatif</w:t>
+      </w:r>
+      <w:proofErr w:type="spellEnd"/>
+      <w:r>
+        <w:rPr>
+          <w:rFonts w:ascii="Times New Roman" w:hAnsi="Times New Roman" w:cs="Times New Roman"/>
+        </w:rPr>
+        <w:t>.</w:t>
+      </w:r>
     </w:p>
     <w:p>
       <w:pPr>
@@ -14796,9 +15213,15 @@
         <w:rPr>
           <w:rFonts w:ascii="Times New Roman" w:hAnsi="Times New Roman" w:cs="Times New Roman"/>
         </w:rPr>
-        <w:t>abstraknya.</w:t>
-      </w:r>
-      <w:proofErr w:type="spellEnd"/>
+        <w:t>abstraknya</w:t>
+      </w:r>
+      <w:proofErr w:type="spellEnd"/>
+      <w:r>
+        <w:rPr>
+          <w:rFonts w:ascii="Times New Roman" w:hAnsi="Times New Roman" w:cs="Times New Roman"/>
+        </w:rPr>
+        <w:t>.</w:t>
+      </w:r>
     </w:p>
     <w:p>
       <w:pPr>
@@ -15229,9 +15652,15 @@
         <w:rPr>
           <w:rFonts w:ascii="Times New Roman" w:hAnsi="Times New Roman" w:cs="Times New Roman"/>
         </w:rPr>
-        <w:t>serangan.</w:t>
-      </w:r>
-      <w:proofErr w:type="spellEnd"/>
+        <w:t>serangan</w:t>
+      </w:r>
+      <w:proofErr w:type="spellEnd"/>
+      <w:r>
+        <w:rPr>
+          <w:rFonts w:ascii="Times New Roman" w:hAnsi="Times New Roman" w:cs="Times New Roman"/>
+        </w:rPr>
+        <w:t>.</w:t>
+      </w:r>
     </w:p>
     <w:p>
       <w:pPr>
@@ -15418,9 +15847,15 @@
         <w:rPr>
           <w:rFonts w:ascii="Times New Roman" w:hAnsi="Times New Roman" w:cs="Times New Roman"/>
         </w:rPr>
-        <w:t>dipanggil.</w:t>
-      </w:r>
-      <w:proofErr w:type="spellEnd"/>
+        <w:t>dipanggil</w:t>
+      </w:r>
+      <w:proofErr w:type="spellEnd"/>
+      <w:r>
+        <w:rPr>
+          <w:rFonts w:ascii="Times New Roman" w:hAnsi="Times New Roman" w:cs="Times New Roman"/>
+        </w:rPr>
+        <w:t>.</w:t>
+      </w:r>
     </w:p>
     <w:p>
       <w:pPr>
@@ -16062,6 +16497,7 @@
       <w:r>
         <w:rPr>
           <w:rFonts w:ascii="Times New Roman" w:hAnsi="Times New Roman" w:cs="Times New Roman"/>
+          <w:noProof/>
         </w:rPr>
         <w:drawing>
           <wp:inline distT="0" distB="0" distL="0" distR="0" wp14:anchorId="7AF98928" wp14:editId="39280FEC">
@@ -16530,9 +16966,15 @@
         <w:rPr>
           <w:rFonts w:ascii="Times New Roman" w:hAnsi="Times New Roman" w:cs="Times New Roman"/>
         </w:rPr>
-        <w:t>musuh.</w:t>
-      </w:r>
-      <w:proofErr w:type="spellEnd"/>
+        <w:t>musuh</w:t>
+      </w:r>
+      <w:proofErr w:type="spellEnd"/>
+      <w:r>
+        <w:rPr>
+          <w:rFonts w:ascii="Times New Roman" w:hAnsi="Times New Roman" w:cs="Times New Roman"/>
+        </w:rPr>
+        <w:t>.</w:t>
+      </w:r>
     </w:p>
     <w:p>
       <w:pPr>
@@ -16683,9 +17125,15 @@
         <w:rPr>
           <w:rFonts w:ascii="Times New Roman" w:hAnsi="Times New Roman" w:cs="Times New Roman"/>
         </w:rPr>
-        <w:t>abstraknya.</w:t>
-      </w:r>
-      <w:proofErr w:type="spellEnd"/>
+        <w:t>abstraknya</w:t>
+      </w:r>
+      <w:proofErr w:type="spellEnd"/>
+      <w:r>
+        <w:rPr>
+          <w:rFonts w:ascii="Times New Roman" w:hAnsi="Times New Roman" w:cs="Times New Roman"/>
+        </w:rPr>
+        <w:t>.</w:t>
+      </w:r>
     </w:p>
     <w:p>
       <w:pPr>
@@ -16864,9 +17312,15 @@
         <w:rPr>
           <w:rFonts w:ascii="Times New Roman" w:hAnsi="Times New Roman" w:cs="Times New Roman"/>
         </w:rPr>
-        <w:t>jauh.</w:t>
-      </w:r>
-      <w:proofErr w:type="spellEnd"/>
+        <w:t>jauh</w:t>
+      </w:r>
+      <w:proofErr w:type="spellEnd"/>
+      <w:r>
+        <w:rPr>
+          <w:rFonts w:ascii="Times New Roman" w:hAnsi="Times New Roman" w:cs="Times New Roman"/>
+        </w:rPr>
+        <w:t>.</w:t>
+      </w:r>
     </w:p>
     <w:p>
       <w:pPr>
@@ -17648,6 +18102,7 @@
       <w:r>
         <w:rPr>
           <w:rFonts w:ascii="Times New Roman" w:hAnsi="Times New Roman" w:cs="Times New Roman"/>
+          <w:noProof/>
         </w:rPr>
         <w:drawing>
           <wp:inline distT="0" distB="0" distL="0" distR="0" wp14:anchorId="48D81674" wp14:editId="0719F34D">
@@ -18032,9 +18487,15 @@
         <w:rPr>
           <w:rFonts w:ascii="Times New Roman" w:hAnsi="Times New Roman" w:cs="Times New Roman"/>
         </w:rPr>
-        <w:t>musuh.</w:t>
-      </w:r>
-      <w:proofErr w:type="spellEnd"/>
+        <w:t>musuh</w:t>
+      </w:r>
+      <w:proofErr w:type="spellEnd"/>
+      <w:r>
+        <w:rPr>
+          <w:rFonts w:ascii="Times New Roman" w:hAnsi="Times New Roman" w:cs="Times New Roman"/>
+        </w:rPr>
+        <w:t>.</w:t>
+      </w:r>
     </w:p>
     <w:p>
       <w:pPr>
@@ -18199,9 +18660,15 @@
         <w:rPr>
           <w:rFonts w:ascii="Times New Roman" w:hAnsi="Times New Roman" w:cs="Times New Roman"/>
         </w:rPr>
-        <w:t>abstraknya.</w:t>
-      </w:r>
-      <w:proofErr w:type="spellEnd"/>
+        <w:t>abstraknya</w:t>
+      </w:r>
+      <w:proofErr w:type="spellEnd"/>
+      <w:r>
+        <w:rPr>
+          <w:rFonts w:ascii="Times New Roman" w:hAnsi="Times New Roman" w:cs="Times New Roman"/>
+        </w:rPr>
+        <w:t>.</w:t>
+      </w:r>
     </w:p>
     <w:p>
       <w:pPr>
@@ -19040,6 +19507,7 @@
       <w:r>
         <w:rPr>
           <w:rFonts w:ascii="Times New Roman" w:hAnsi="Times New Roman" w:cs="Times New Roman"/>
+          <w:noProof/>
         </w:rPr>
         <w:drawing>
           <wp:inline distT="0" distB="0" distL="0" distR="0" wp14:anchorId="5432A2A7" wp14:editId="29F4471F">
@@ -21031,6 +21499,7 @@
       <w:r>
         <w:rPr>
           <w:rFonts w:ascii="Times New Roman" w:hAnsi="Times New Roman" w:cs="Times New Roman"/>
+          <w:noProof/>
         </w:rPr>
         <w:drawing>
           <wp:inline distT="0" distB="0" distL="0" distR="0" wp14:anchorId="2914DEB0" wp14:editId="1BD453CA">
@@ -21779,9 +22248,15 @@
         <w:rPr>
           <w:rFonts w:ascii="Times New Roman" w:hAnsi="Times New Roman" w:cs="Times New Roman"/>
         </w:rPr>
-        <w:t>dilakukan:</w:t>
-      </w:r>
-      <w:proofErr w:type="spellEnd"/>
+        <w:t>dilakukan</w:t>
+      </w:r>
+      <w:proofErr w:type="spellEnd"/>
+      <w:r>
+        <w:rPr>
+          <w:rFonts w:ascii="Times New Roman" w:hAnsi="Times New Roman" w:cs="Times New Roman"/>
+        </w:rPr>
+        <w:t>:</w:t>
+      </w:r>
     </w:p>
     <w:p>
       <w:pPr>
@@ -24048,9 +24523,15 @@
         <w:rPr>
           <w:rFonts w:ascii="Times New Roman" w:hAnsi="Times New Roman" w:cs="Times New Roman"/>
         </w:rPr>
-        <w:t>diikuti.</w:t>
-      </w:r>
-      <w:proofErr w:type="spellEnd"/>
+        <w:t>diikuti</w:t>
+      </w:r>
+      <w:proofErr w:type="spellEnd"/>
+      <w:r>
+        <w:rPr>
+          <w:rFonts w:ascii="Times New Roman" w:hAnsi="Times New Roman" w:cs="Times New Roman"/>
+        </w:rPr>
+        <w:t>.</w:t>
+      </w:r>
     </w:p>
     <w:p>
       <w:pPr>
@@ -30697,16 +31178,16 @@
     </w:lvl>
   </w:abstractNum>
   <w:abstractNum w:abstractNumId="14" w15:restartNumberingAfterBreak="0">
-    <w:nsid w:val="68C22BFC"/>
+    <w:nsid w:val="59265030"/>
     <w:multiLevelType w:val="hybridMultilevel"/>
-    <w:tmpl w:val="493CDFC2"/>
+    <w:tmpl w:val="25B4F7AC"/>
     <w:lvl w:ilvl="0" w:tplc="38090001">
       <w:start w:val="1"/>
       <w:numFmt w:val="bullet"/>
       <w:lvlText w:val=""/>
       <w:lvlJc w:val="left"/>
       <w:pPr>
-        <w:ind w:left="1440" w:hanging="360"/>
+        <w:ind w:left="1211" w:hanging="360"/>
       </w:pPr>
       <w:rPr>
         <w:rFonts w:ascii="Symbol" w:hAnsi="Symbol" w:hint="default"/>
@@ -30718,7 +31199,7 @@
       <w:lvlText w:val="o"/>
       <w:lvlJc w:val="left"/>
       <w:pPr>
-        <w:ind w:left="2160" w:hanging="360"/>
+        <w:ind w:left="1931" w:hanging="360"/>
       </w:pPr>
       <w:rPr>
         <w:rFonts w:ascii="Courier New" w:hAnsi="Courier New" w:cs="Courier New" w:hint="default"/>
@@ -30730,7 +31211,7 @@
       <w:lvlText w:val=""/>
       <w:lvlJc w:val="left"/>
       <w:pPr>
-        <w:ind w:left="2880" w:hanging="360"/>
+        <w:ind w:left="2651" w:hanging="360"/>
       </w:pPr>
       <w:rPr>
         <w:rFonts w:ascii="Wingdings" w:hAnsi="Wingdings" w:hint="default"/>
@@ -30742,7 +31223,7 @@
       <w:lvlText w:val=""/>
       <w:lvlJc w:val="left"/>
       <w:pPr>
-        <w:ind w:left="3600" w:hanging="360"/>
+        <w:ind w:left="3371" w:hanging="360"/>
       </w:pPr>
       <w:rPr>
         <w:rFonts w:ascii="Symbol" w:hAnsi="Symbol" w:hint="default"/>
@@ -30754,7 +31235,7 @@
       <w:lvlText w:val="o"/>
       <w:lvlJc w:val="left"/>
       <w:pPr>
-        <w:ind w:left="4320" w:hanging="360"/>
+        <w:ind w:left="4091" w:hanging="360"/>
       </w:pPr>
       <w:rPr>
         <w:rFonts w:ascii="Courier New" w:hAnsi="Courier New" w:cs="Courier New" w:hint="default"/>
@@ -30766,7 +31247,7 @@
       <w:lvlText w:val=""/>
       <w:lvlJc w:val="left"/>
       <w:pPr>
-        <w:ind w:left="5040" w:hanging="360"/>
+        <w:ind w:left="4811" w:hanging="360"/>
       </w:pPr>
       <w:rPr>
         <w:rFonts w:ascii="Wingdings" w:hAnsi="Wingdings" w:hint="default"/>
@@ -30778,7 +31259,7 @@
       <w:lvlText w:val=""/>
       <w:lvlJc w:val="left"/>
       <w:pPr>
-        <w:ind w:left="5760" w:hanging="360"/>
+        <w:ind w:left="5531" w:hanging="360"/>
       </w:pPr>
       <w:rPr>
         <w:rFonts w:ascii="Symbol" w:hAnsi="Symbol" w:hint="default"/>
@@ -30790,7 +31271,7 @@
       <w:lvlText w:val="o"/>
       <w:lvlJc w:val="left"/>
       <w:pPr>
-        <w:ind w:left="6480" w:hanging="360"/>
+        <w:ind w:left="6251" w:hanging="360"/>
       </w:pPr>
       <w:rPr>
         <w:rFonts w:ascii="Courier New" w:hAnsi="Courier New" w:cs="Courier New" w:hint="default"/>
@@ -30802,7 +31283,7 @@
       <w:lvlText w:val=""/>
       <w:lvlJc w:val="left"/>
       <w:pPr>
-        <w:ind w:left="7200" w:hanging="360"/>
+        <w:ind w:left="6971" w:hanging="360"/>
       </w:pPr>
       <w:rPr>
         <w:rFonts w:ascii="Wingdings" w:hAnsi="Wingdings" w:hint="default"/>
@@ -30810,16 +31291,16 @@
     </w:lvl>
   </w:abstractNum>
   <w:abstractNum w:abstractNumId="15" w15:restartNumberingAfterBreak="0">
-    <w:nsid w:val="6AF15DFC"/>
+    <w:nsid w:val="68C22BFC"/>
     <w:multiLevelType w:val="hybridMultilevel"/>
-    <w:tmpl w:val="A7CCBA7C"/>
+    <w:tmpl w:val="493CDFC2"/>
     <w:lvl w:ilvl="0" w:tplc="38090001">
       <w:start w:val="1"/>
       <w:numFmt w:val="bullet"/>
       <w:lvlText w:val=""/>
       <w:lvlJc w:val="left"/>
       <w:pPr>
-        <w:ind w:left="1428" w:hanging="360"/>
+        <w:ind w:left="1440" w:hanging="360"/>
       </w:pPr>
       <w:rPr>
         <w:rFonts w:ascii="Symbol" w:hAnsi="Symbol" w:hint="default"/>
@@ -30831,7 +31312,7 @@
       <w:lvlText w:val="o"/>
       <w:lvlJc w:val="left"/>
       <w:pPr>
-        <w:ind w:left="2148" w:hanging="360"/>
+        <w:ind w:left="2160" w:hanging="360"/>
       </w:pPr>
       <w:rPr>
         <w:rFonts w:ascii="Courier New" w:hAnsi="Courier New" w:cs="Courier New" w:hint="default"/>
@@ -30843,7 +31324,7 @@
       <w:lvlText w:val=""/>
       <w:lvlJc w:val="left"/>
       <w:pPr>
-        <w:ind w:left="2868" w:hanging="360"/>
+        <w:ind w:left="2880" w:hanging="360"/>
       </w:pPr>
       <w:rPr>
         <w:rFonts w:ascii="Wingdings" w:hAnsi="Wingdings" w:hint="default"/>
@@ -30855,7 +31336,7 @@
       <w:lvlText w:val=""/>
       <w:lvlJc w:val="left"/>
       <w:pPr>
-        <w:ind w:left="3588" w:hanging="360"/>
+        <w:ind w:left="3600" w:hanging="360"/>
       </w:pPr>
       <w:rPr>
         <w:rFonts w:ascii="Symbol" w:hAnsi="Symbol" w:hint="default"/>
@@ -30867,7 +31348,7 @@
       <w:lvlText w:val="o"/>
       <w:lvlJc w:val="left"/>
       <w:pPr>
-        <w:ind w:left="4308" w:hanging="360"/>
+        <w:ind w:left="4320" w:hanging="360"/>
       </w:pPr>
       <w:rPr>
         <w:rFonts w:ascii="Courier New" w:hAnsi="Courier New" w:cs="Courier New" w:hint="default"/>
@@ -30879,7 +31360,7 @@
       <w:lvlText w:val=""/>
       <w:lvlJc w:val="left"/>
       <w:pPr>
-        <w:ind w:left="5028" w:hanging="360"/>
+        <w:ind w:left="5040" w:hanging="360"/>
       </w:pPr>
       <w:rPr>
         <w:rFonts w:ascii="Wingdings" w:hAnsi="Wingdings" w:hint="default"/>
@@ -30891,7 +31372,7 @@
       <w:lvlText w:val=""/>
       <w:lvlJc w:val="left"/>
       <w:pPr>
-        <w:ind w:left="5748" w:hanging="360"/>
+        <w:ind w:left="5760" w:hanging="360"/>
       </w:pPr>
       <w:rPr>
         <w:rFonts w:ascii="Symbol" w:hAnsi="Symbol" w:hint="default"/>
@@ -30903,7 +31384,7 @@
       <w:lvlText w:val="o"/>
       <w:lvlJc w:val="left"/>
       <w:pPr>
-        <w:ind w:left="6468" w:hanging="360"/>
+        <w:ind w:left="6480" w:hanging="360"/>
       </w:pPr>
       <w:rPr>
         <w:rFonts w:ascii="Courier New" w:hAnsi="Courier New" w:cs="Courier New" w:hint="default"/>
@@ -30915,7 +31396,7 @@
       <w:lvlText w:val=""/>
       <w:lvlJc w:val="left"/>
       <w:pPr>
-        <w:ind w:left="7188" w:hanging="360"/>
+        <w:ind w:left="7200" w:hanging="360"/>
       </w:pPr>
       <w:rPr>
         <w:rFonts w:ascii="Wingdings" w:hAnsi="Wingdings" w:hint="default"/>
@@ -30923,16 +31404,16 @@
     </w:lvl>
   </w:abstractNum>
   <w:abstractNum w:abstractNumId="16" w15:restartNumberingAfterBreak="0">
-    <w:nsid w:val="75CF4F2B"/>
+    <w:nsid w:val="6AF15DFC"/>
     <w:multiLevelType w:val="hybridMultilevel"/>
-    <w:tmpl w:val="DEB21064"/>
+    <w:tmpl w:val="A7CCBA7C"/>
     <w:lvl w:ilvl="0" w:tplc="38090001">
       <w:start w:val="1"/>
       <w:numFmt w:val="bullet"/>
       <w:lvlText w:val=""/>
       <w:lvlJc w:val="left"/>
       <w:pPr>
-        <w:ind w:left="1440" w:hanging="360"/>
+        <w:ind w:left="1428" w:hanging="360"/>
       </w:pPr>
       <w:rPr>
         <w:rFonts w:ascii="Symbol" w:hAnsi="Symbol" w:hint="default"/>
@@ -30944,7 +31425,7 @@
       <w:lvlText w:val="o"/>
       <w:lvlJc w:val="left"/>
       <w:pPr>
-        <w:ind w:left="2160" w:hanging="360"/>
+        <w:ind w:left="2148" w:hanging="360"/>
       </w:pPr>
       <w:rPr>
         <w:rFonts w:ascii="Courier New" w:hAnsi="Courier New" w:cs="Courier New" w:hint="default"/>
@@ -30956,7 +31437,7 @@
       <w:lvlText w:val=""/>
       <w:lvlJc w:val="left"/>
       <w:pPr>
-        <w:ind w:left="2880" w:hanging="360"/>
+        <w:ind w:left="2868" w:hanging="360"/>
       </w:pPr>
       <w:rPr>
         <w:rFonts w:ascii="Wingdings" w:hAnsi="Wingdings" w:hint="default"/>
@@ -30968,7 +31449,7 @@
       <w:lvlText w:val=""/>
       <w:lvlJc w:val="left"/>
       <w:pPr>
-        <w:ind w:left="3600" w:hanging="360"/>
+        <w:ind w:left="3588" w:hanging="360"/>
       </w:pPr>
       <w:rPr>
         <w:rFonts w:ascii="Symbol" w:hAnsi="Symbol" w:hint="default"/>
@@ -30980,7 +31461,7 @@
       <w:lvlText w:val="o"/>
       <w:lvlJc w:val="left"/>
       <w:pPr>
-        <w:ind w:left="4320" w:hanging="360"/>
+        <w:ind w:left="4308" w:hanging="360"/>
       </w:pPr>
       <w:rPr>
         <w:rFonts w:ascii="Courier New" w:hAnsi="Courier New" w:cs="Courier New" w:hint="default"/>
@@ -30992,7 +31473,7 @@
       <w:lvlText w:val=""/>
       <w:lvlJc w:val="left"/>
       <w:pPr>
-        <w:ind w:left="5040" w:hanging="360"/>
+        <w:ind w:left="5028" w:hanging="360"/>
       </w:pPr>
       <w:rPr>
         <w:rFonts w:ascii="Wingdings" w:hAnsi="Wingdings" w:hint="default"/>
@@ -31004,7 +31485,7 @@
       <w:lvlText w:val=""/>
       <w:lvlJc w:val="left"/>
       <w:pPr>
-        <w:ind w:left="5760" w:hanging="360"/>
+        <w:ind w:left="5748" w:hanging="360"/>
       </w:pPr>
       <w:rPr>
         <w:rFonts w:ascii="Symbol" w:hAnsi="Symbol" w:hint="default"/>
@@ -31016,7 +31497,7 @@
       <w:lvlText w:val="o"/>
       <w:lvlJc w:val="left"/>
       <w:pPr>
-        <w:ind w:left="6480" w:hanging="360"/>
+        <w:ind w:left="6468" w:hanging="360"/>
       </w:pPr>
       <w:rPr>
         <w:rFonts w:ascii="Courier New" w:hAnsi="Courier New" w:cs="Courier New" w:hint="default"/>
@@ -31028,7 +31509,7 @@
       <w:lvlText w:val=""/>
       <w:lvlJc w:val="left"/>
       <w:pPr>
-        <w:ind w:left="7200" w:hanging="360"/>
+        <w:ind w:left="7188" w:hanging="360"/>
       </w:pPr>
       <w:rPr>
         <w:rFonts w:ascii="Wingdings" w:hAnsi="Wingdings" w:hint="default"/>
@@ -31036,102 +31517,16 @@
     </w:lvl>
   </w:abstractNum>
   <w:abstractNum w:abstractNumId="17" w15:restartNumberingAfterBreak="0">
-    <w:nsid w:val="7C540480"/>
+    <w:nsid w:val="717B497B"/>
     <w:multiLevelType w:val="hybridMultilevel"/>
-    <w:tmpl w:val="C3A07E52"/>
-    <w:lvl w:ilvl="0" w:tplc="3809000F">
-      <w:start w:val="1"/>
-      <w:numFmt w:val="decimal"/>
-      <w:lvlText w:val="%1."/>
-      <w:lvlJc w:val="left"/>
-      <w:pPr>
-        <w:ind w:left="720" w:hanging="360"/>
-      </w:pPr>
-    </w:lvl>
-    <w:lvl w:ilvl="1" w:tplc="38090019" w:tentative="1">
-      <w:start w:val="1"/>
-      <w:numFmt w:val="lowerLetter"/>
-      <w:lvlText w:val="%2."/>
-      <w:lvlJc w:val="left"/>
-      <w:pPr>
-        <w:ind w:left="1440" w:hanging="360"/>
-      </w:pPr>
-    </w:lvl>
-    <w:lvl w:ilvl="2" w:tplc="3809001B" w:tentative="1">
-      <w:start w:val="1"/>
-      <w:numFmt w:val="lowerRoman"/>
-      <w:lvlText w:val="%3."/>
-      <w:lvlJc w:val="right"/>
-      <w:pPr>
-        <w:ind w:left="2160" w:hanging="180"/>
-      </w:pPr>
-    </w:lvl>
-    <w:lvl w:ilvl="3" w:tplc="3809000F" w:tentative="1">
-      <w:start w:val="1"/>
-      <w:numFmt w:val="decimal"/>
-      <w:lvlText w:val="%4."/>
-      <w:lvlJc w:val="left"/>
-      <w:pPr>
-        <w:ind w:left="2880" w:hanging="360"/>
-      </w:pPr>
-    </w:lvl>
-    <w:lvl w:ilvl="4" w:tplc="38090019" w:tentative="1">
-      <w:start w:val="1"/>
-      <w:numFmt w:val="lowerLetter"/>
-      <w:lvlText w:val="%5."/>
-      <w:lvlJc w:val="left"/>
-      <w:pPr>
-        <w:ind w:left="3600" w:hanging="360"/>
-      </w:pPr>
-    </w:lvl>
-    <w:lvl w:ilvl="5" w:tplc="3809001B" w:tentative="1">
-      <w:start w:val="1"/>
-      <w:numFmt w:val="lowerRoman"/>
-      <w:lvlText w:val="%6."/>
-      <w:lvlJc w:val="right"/>
-      <w:pPr>
-        <w:ind w:left="4320" w:hanging="180"/>
-      </w:pPr>
-    </w:lvl>
-    <w:lvl w:ilvl="6" w:tplc="3809000F" w:tentative="1">
-      <w:start w:val="1"/>
-      <w:numFmt w:val="decimal"/>
-      <w:lvlText w:val="%7."/>
-      <w:lvlJc w:val="left"/>
-      <w:pPr>
-        <w:ind w:left="5040" w:hanging="360"/>
-      </w:pPr>
-    </w:lvl>
-    <w:lvl w:ilvl="7" w:tplc="38090019" w:tentative="1">
-      <w:start w:val="1"/>
-      <w:numFmt w:val="lowerLetter"/>
-      <w:lvlText w:val="%8."/>
-      <w:lvlJc w:val="left"/>
-      <w:pPr>
-        <w:ind w:left="5760" w:hanging="360"/>
-      </w:pPr>
-    </w:lvl>
-    <w:lvl w:ilvl="8" w:tplc="3809001B" w:tentative="1">
-      <w:start w:val="1"/>
-      <w:numFmt w:val="lowerRoman"/>
-      <w:lvlText w:val="%9."/>
-      <w:lvlJc w:val="right"/>
-      <w:pPr>
-        <w:ind w:left="6480" w:hanging="180"/>
-      </w:pPr>
-    </w:lvl>
-  </w:abstractNum>
-  <w:abstractNum w:abstractNumId="18" w15:restartNumberingAfterBreak="0">
-    <w:nsid w:val="7C9E011B"/>
-    <w:multiLevelType w:val="hybridMultilevel"/>
-    <w:tmpl w:val="3E281586"/>
+    <w:tmpl w:val="7DF82BF0"/>
     <w:lvl w:ilvl="0" w:tplc="38090001">
       <w:start w:val="1"/>
       <w:numFmt w:val="bullet"/>
       <w:lvlText w:val=""/>
       <w:lvlJc w:val="left"/>
       <w:pPr>
-        <w:ind w:left="1352" w:hanging="360"/>
+        <w:ind w:left="1211" w:hanging="360"/>
       </w:pPr>
       <w:rPr>
         <w:rFonts w:ascii="Symbol" w:hAnsi="Symbol" w:hint="default"/>
@@ -31143,7 +31538,7 @@
       <w:lvlText w:val="o"/>
       <w:lvlJc w:val="left"/>
       <w:pPr>
-        <w:ind w:left="2072" w:hanging="360"/>
+        <w:ind w:left="1931" w:hanging="360"/>
       </w:pPr>
       <w:rPr>
         <w:rFonts w:ascii="Courier New" w:hAnsi="Courier New" w:cs="Courier New" w:hint="default"/>
@@ -31155,7 +31550,7 @@
       <w:lvlText w:val=""/>
       <w:lvlJc w:val="left"/>
       <w:pPr>
-        <w:ind w:left="2792" w:hanging="360"/>
+        <w:ind w:left="2651" w:hanging="360"/>
       </w:pPr>
       <w:rPr>
         <w:rFonts w:ascii="Wingdings" w:hAnsi="Wingdings" w:hint="default"/>
@@ -31167,7 +31562,7 @@
       <w:lvlText w:val=""/>
       <w:lvlJc w:val="left"/>
       <w:pPr>
-        <w:ind w:left="3512" w:hanging="360"/>
+        <w:ind w:left="3371" w:hanging="360"/>
       </w:pPr>
       <w:rPr>
         <w:rFonts w:ascii="Symbol" w:hAnsi="Symbol" w:hint="default"/>
@@ -31179,7 +31574,7 @@
       <w:lvlText w:val="o"/>
       <w:lvlJc w:val="left"/>
       <w:pPr>
-        <w:ind w:left="4232" w:hanging="360"/>
+        <w:ind w:left="4091" w:hanging="360"/>
       </w:pPr>
       <w:rPr>
         <w:rFonts w:ascii="Courier New" w:hAnsi="Courier New" w:cs="Courier New" w:hint="default"/>
@@ -31191,7 +31586,7 @@
       <w:lvlText w:val=""/>
       <w:lvlJc w:val="left"/>
       <w:pPr>
-        <w:ind w:left="4952" w:hanging="360"/>
+        <w:ind w:left="4811" w:hanging="360"/>
       </w:pPr>
       <w:rPr>
         <w:rFonts w:ascii="Wingdings" w:hAnsi="Wingdings" w:hint="default"/>
@@ -31203,7 +31598,7 @@
       <w:lvlText w:val=""/>
       <w:lvlJc w:val="left"/>
       <w:pPr>
-        <w:ind w:left="5672" w:hanging="360"/>
+        <w:ind w:left="5531" w:hanging="360"/>
       </w:pPr>
       <w:rPr>
         <w:rFonts w:ascii="Symbol" w:hAnsi="Symbol" w:hint="default"/>
@@ -31215,7 +31610,7 @@
       <w:lvlText w:val="o"/>
       <w:lvlJc w:val="left"/>
       <w:pPr>
-        <w:ind w:left="6392" w:hanging="360"/>
+        <w:ind w:left="6251" w:hanging="360"/>
       </w:pPr>
       <w:rPr>
         <w:rFonts w:ascii="Courier New" w:hAnsi="Courier New" w:cs="Courier New" w:hint="default"/>
@@ -31227,7 +31622,120 @@
       <w:lvlText w:val=""/>
       <w:lvlJc w:val="left"/>
       <w:pPr>
-        <w:ind w:left="7112" w:hanging="360"/>
+        <w:ind w:left="6971" w:hanging="360"/>
+      </w:pPr>
+      <w:rPr>
+        <w:rFonts w:ascii="Wingdings" w:hAnsi="Wingdings" w:hint="default"/>
+      </w:rPr>
+    </w:lvl>
+  </w:abstractNum>
+  <w:abstractNum w:abstractNumId="18" w15:restartNumberingAfterBreak="0">
+    <w:nsid w:val="75CF4F2B"/>
+    <w:multiLevelType w:val="hybridMultilevel"/>
+    <w:tmpl w:val="DEB21064"/>
+    <w:lvl w:ilvl="0" w:tplc="38090001">
+      <w:start w:val="1"/>
+      <w:numFmt w:val="bullet"/>
+      <w:lvlText w:val=""/>
+      <w:lvlJc w:val="left"/>
+      <w:pPr>
+        <w:ind w:left="1440" w:hanging="360"/>
+      </w:pPr>
+      <w:rPr>
+        <w:rFonts w:ascii="Symbol" w:hAnsi="Symbol" w:hint="default"/>
+      </w:rPr>
+    </w:lvl>
+    <w:lvl w:ilvl="1" w:tplc="38090003" w:tentative="1">
+      <w:start w:val="1"/>
+      <w:numFmt w:val="bullet"/>
+      <w:lvlText w:val="o"/>
+      <w:lvlJc w:val="left"/>
+      <w:pPr>
+        <w:ind w:left="2160" w:hanging="360"/>
+      </w:pPr>
+      <w:rPr>
+        <w:rFonts w:ascii="Courier New" w:hAnsi="Courier New" w:cs="Courier New" w:hint="default"/>
+      </w:rPr>
+    </w:lvl>
+    <w:lvl w:ilvl="2" w:tplc="38090005" w:tentative="1">
+      <w:start w:val="1"/>
+      <w:numFmt w:val="bullet"/>
+      <w:lvlText w:val=""/>
+      <w:lvlJc w:val="left"/>
+      <w:pPr>
+        <w:ind w:left="2880" w:hanging="360"/>
+      </w:pPr>
+      <w:rPr>
+        <w:rFonts w:ascii="Wingdings" w:hAnsi="Wingdings" w:hint="default"/>
+      </w:rPr>
+    </w:lvl>
+    <w:lvl w:ilvl="3" w:tplc="38090001" w:tentative="1">
+      <w:start w:val="1"/>
+      <w:numFmt w:val="bullet"/>
+      <w:lvlText w:val=""/>
+      <w:lvlJc w:val="left"/>
+      <w:pPr>
+        <w:ind w:left="3600" w:hanging="360"/>
+      </w:pPr>
+      <w:rPr>
+        <w:rFonts w:ascii="Symbol" w:hAnsi="Symbol" w:hint="default"/>
+      </w:rPr>
+    </w:lvl>
+    <w:lvl w:ilvl="4" w:tplc="38090003" w:tentative="1">
+      <w:start w:val="1"/>
+      <w:numFmt w:val="bullet"/>
+      <w:lvlText w:val="o"/>
+      <w:lvlJc w:val="left"/>
+      <w:pPr>
+        <w:ind w:left="4320" w:hanging="360"/>
+      </w:pPr>
+      <w:rPr>
+        <w:rFonts w:ascii="Courier New" w:hAnsi="Courier New" w:cs="Courier New" w:hint="default"/>
+      </w:rPr>
+    </w:lvl>
+    <w:lvl w:ilvl="5" w:tplc="38090005" w:tentative="1">
+      <w:start w:val="1"/>
+      <w:numFmt w:val="bullet"/>
+      <w:lvlText w:val=""/>
+      <w:lvlJc w:val="left"/>
+      <w:pPr>
+        <w:ind w:left="5040" w:hanging="360"/>
+      </w:pPr>
+      <w:rPr>
+        <w:rFonts w:ascii="Wingdings" w:hAnsi="Wingdings" w:hint="default"/>
+      </w:rPr>
+    </w:lvl>
+    <w:lvl w:ilvl="6" w:tplc="38090001" w:tentative="1">
+      <w:start w:val="1"/>
+      <w:numFmt w:val="bullet"/>
+      <w:lvlText w:val=""/>
+      <w:lvlJc w:val="left"/>
+      <w:pPr>
+        <w:ind w:left="5760" w:hanging="360"/>
+      </w:pPr>
+      <w:rPr>
+        <w:rFonts w:ascii="Symbol" w:hAnsi="Symbol" w:hint="default"/>
+      </w:rPr>
+    </w:lvl>
+    <w:lvl w:ilvl="7" w:tplc="38090003" w:tentative="1">
+      <w:start w:val="1"/>
+      <w:numFmt w:val="bullet"/>
+      <w:lvlText w:val="o"/>
+      <w:lvlJc w:val="left"/>
+      <w:pPr>
+        <w:ind w:left="6480" w:hanging="360"/>
+      </w:pPr>
+      <w:rPr>
+        <w:rFonts w:ascii="Courier New" w:hAnsi="Courier New" w:cs="Courier New" w:hint="default"/>
+      </w:rPr>
+    </w:lvl>
+    <w:lvl w:ilvl="8" w:tplc="38090005" w:tentative="1">
+      <w:start w:val="1"/>
+      <w:numFmt w:val="bullet"/>
+      <w:lvlText w:val=""/>
+      <w:lvlJc w:val="left"/>
+      <w:pPr>
+        <w:ind w:left="7200" w:hanging="360"/>
       </w:pPr>
       <w:rPr>
         <w:rFonts w:ascii="Wingdings" w:hAnsi="Wingdings" w:hint="default"/>
@@ -31235,6 +31743,205 @@
     </w:lvl>
   </w:abstractNum>
   <w:abstractNum w:abstractNumId="19" w15:restartNumberingAfterBreak="0">
+    <w:nsid w:val="7C540480"/>
+    <w:multiLevelType w:val="hybridMultilevel"/>
+    <w:tmpl w:val="C3A07E52"/>
+    <w:lvl w:ilvl="0" w:tplc="3809000F">
+      <w:start w:val="1"/>
+      <w:numFmt w:val="decimal"/>
+      <w:lvlText w:val="%1."/>
+      <w:lvlJc w:val="left"/>
+      <w:pPr>
+        <w:ind w:left="720" w:hanging="360"/>
+      </w:pPr>
+    </w:lvl>
+    <w:lvl w:ilvl="1" w:tplc="38090019" w:tentative="1">
+      <w:start w:val="1"/>
+      <w:numFmt w:val="lowerLetter"/>
+      <w:lvlText w:val="%2."/>
+      <w:lvlJc w:val="left"/>
+      <w:pPr>
+        <w:ind w:left="1440" w:hanging="360"/>
+      </w:pPr>
+    </w:lvl>
+    <w:lvl w:ilvl="2" w:tplc="3809001B" w:tentative="1">
+      <w:start w:val="1"/>
+      <w:numFmt w:val="lowerRoman"/>
+      <w:lvlText w:val="%3."/>
+      <w:lvlJc w:val="right"/>
+      <w:pPr>
+        <w:ind w:left="2160" w:hanging="180"/>
+      </w:pPr>
+    </w:lvl>
+    <w:lvl w:ilvl="3" w:tplc="3809000F" w:tentative="1">
+      <w:start w:val="1"/>
+      <w:numFmt w:val="decimal"/>
+      <w:lvlText w:val="%4."/>
+      <w:lvlJc w:val="left"/>
+      <w:pPr>
+        <w:ind w:left="2880" w:hanging="360"/>
+      </w:pPr>
+    </w:lvl>
+    <w:lvl w:ilvl="4" w:tplc="38090019" w:tentative="1">
+      <w:start w:val="1"/>
+      <w:numFmt w:val="lowerLetter"/>
+      <w:lvlText w:val="%5."/>
+      <w:lvlJc w:val="left"/>
+      <w:pPr>
+        <w:ind w:left="3600" w:hanging="360"/>
+      </w:pPr>
+    </w:lvl>
+    <w:lvl w:ilvl="5" w:tplc="3809001B" w:tentative="1">
+      <w:start w:val="1"/>
+      <w:numFmt w:val="lowerRoman"/>
+      <w:lvlText w:val="%6."/>
+      <w:lvlJc w:val="right"/>
+      <w:pPr>
+        <w:ind w:left="4320" w:hanging="180"/>
+      </w:pPr>
+    </w:lvl>
+    <w:lvl w:ilvl="6" w:tplc="3809000F" w:tentative="1">
+      <w:start w:val="1"/>
+      <w:numFmt w:val="decimal"/>
+      <w:lvlText w:val="%7."/>
+      <w:lvlJc w:val="left"/>
+      <w:pPr>
+        <w:ind w:left="5040" w:hanging="360"/>
+      </w:pPr>
+    </w:lvl>
+    <w:lvl w:ilvl="7" w:tplc="38090019" w:tentative="1">
+      <w:start w:val="1"/>
+      <w:numFmt w:val="lowerLetter"/>
+      <w:lvlText w:val="%8."/>
+      <w:lvlJc w:val="left"/>
+      <w:pPr>
+        <w:ind w:left="5760" w:hanging="360"/>
+      </w:pPr>
+    </w:lvl>
+    <w:lvl w:ilvl="8" w:tplc="3809001B" w:tentative="1">
+      <w:start w:val="1"/>
+      <w:numFmt w:val="lowerRoman"/>
+      <w:lvlText w:val="%9."/>
+      <w:lvlJc w:val="right"/>
+      <w:pPr>
+        <w:ind w:left="6480" w:hanging="180"/>
+      </w:pPr>
+    </w:lvl>
+  </w:abstractNum>
+  <w:abstractNum w:abstractNumId="20" w15:restartNumberingAfterBreak="0">
+    <w:nsid w:val="7C9E011B"/>
+    <w:multiLevelType w:val="hybridMultilevel"/>
+    <w:tmpl w:val="3E281586"/>
+    <w:lvl w:ilvl="0" w:tplc="38090001">
+      <w:start w:val="1"/>
+      <w:numFmt w:val="bullet"/>
+      <w:lvlText w:val=""/>
+      <w:lvlJc w:val="left"/>
+      <w:pPr>
+        <w:ind w:left="1352" w:hanging="360"/>
+      </w:pPr>
+      <w:rPr>
+        <w:rFonts w:ascii="Symbol" w:hAnsi="Symbol" w:hint="default"/>
+      </w:rPr>
+    </w:lvl>
+    <w:lvl w:ilvl="1" w:tplc="38090003" w:tentative="1">
+      <w:start w:val="1"/>
+      <w:numFmt w:val="bullet"/>
+      <w:lvlText w:val="o"/>
+      <w:lvlJc w:val="left"/>
+      <w:pPr>
+        <w:ind w:left="2072" w:hanging="360"/>
+      </w:pPr>
+      <w:rPr>
+        <w:rFonts w:ascii="Courier New" w:hAnsi="Courier New" w:cs="Courier New" w:hint="default"/>
+      </w:rPr>
+    </w:lvl>
+    <w:lvl w:ilvl="2" w:tplc="38090005" w:tentative="1">
+      <w:start w:val="1"/>
+      <w:numFmt w:val="bullet"/>
+      <w:lvlText w:val=""/>
+      <w:lvlJc w:val="left"/>
+      <w:pPr>
+        <w:ind w:left="2792" w:hanging="360"/>
+      </w:pPr>
+      <w:rPr>
+        <w:rFonts w:ascii="Wingdings" w:hAnsi="Wingdings" w:hint="default"/>
+      </w:rPr>
+    </w:lvl>
+    <w:lvl w:ilvl="3" w:tplc="38090001" w:tentative="1">
+      <w:start w:val="1"/>
+      <w:numFmt w:val="bullet"/>
+      <w:lvlText w:val=""/>
+      <w:lvlJc w:val="left"/>
+      <w:pPr>
+        <w:ind w:left="3512" w:hanging="360"/>
+      </w:pPr>
+      <w:rPr>
+        <w:rFonts w:ascii="Symbol" w:hAnsi="Symbol" w:hint="default"/>
+      </w:rPr>
+    </w:lvl>
+    <w:lvl w:ilvl="4" w:tplc="38090003" w:tentative="1">
+      <w:start w:val="1"/>
+      <w:numFmt w:val="bullet"/>
+      <w:lvlText w:val="o"/>
+      <w:lvlJc w:val="left"/>
+      <w:pPr>
+        <w:ind w:left="4232" w:hanging="360"/>
+      </w:pPr>
+      <w:rPr>
+        <w:rFonts w:ascii="Courier New" w:hAnsi="Courier New" w:cs="Courier New" w:hint="default"/>
+      </w:rPr>
+    </w:lvl>
+    <w:lvl w:ilvl="5" w:tplc="38090005" w:tentative="1">
+      <w:start w:val="1"/>
+      <w:numFmt w:val="bullet"/>
+      <w:lvlText w:val=""/>
+      <w:lvlJc w:val="left"/>
+      <w:pPr>
+        <w:ind w:left="4952" w:hanging="360"/>
+      </w:pPr>
+      <w:rPr>
+        <w:rFonts w:ascii="Wingdings" w:hAnsi="Wingdings" w:hint="default"/>
+      </w:rPr>
+    </w:lvl>
+    <w:lvl w:ilvl="6" w:tplc="38090001" w:tentative="1">
+      <w:start w:val="1"/>
+      <w:numFmt w:val="bullet"/>
+      <w:lvlText w:val=""/>
+      <w:lvlJc w:val="left"/>
+      <w:pPr>
+        <w:ind w:left="5672" w:hanging="360"/>
+      </w:pPr>
+      <w:rPr>
+        <w:rFonts w:ascii="Symbol" w:hAnsi="Symbol" w:hint="default"/>
+      </w:rPr>
+    </w:lvl>
+    <w:lvl w:ilvl="7" w:tplc="38090003" w:tentative="1">
+      <w:start w:val="1"/>
+      <w:numFmt w:val="bullet"/>
+      <w:lvlText w:val="o"/>
+      <w:lvlJc w:val="left"/>
+      <w:pPr>
+        <w:ind w:left="6392" w:hanging="360"/>
+      </w:pPr>
+      <w:rPr>
+        <w:rFonts w:ascii="Courier New" w:hAnsi="Courier New" w:cs="Courier New" w:hint="default"/>
+      </w:rPr>
+    </w:lvl>
+    <w:lvl w:ilvl="8" w:tplc="38090005" w:tentative="1">
+      <w:start w:val="1"/>
+      <w:numFmt w:val="bullet"/>
+      <w:lvlText w:val=""/>
+      <w:lvlJc w:val="left"/>
+      <w:pPr>
+        <w:ind w:left="7112" w:hanging="360"/>
+      </w:pPr>
+      <w:rPr>
+        <w:rFonts w:ascii="Wingdings" w:hAnsi="Wingdings" w:hint="default"/>
+      </w:rPr>
+    </w:lvl>
+  </w:abstractNum>
+  <w:abstractNum w:abstractNumId="21" w15:restartNumberingAfterBreak="0">
     <w:nsid w:val="7D002F02"/>
     <w:multiLevelType w:val="hybridMultilevel"/>
     <w:tmpl w:val="3FD41B44"/>
@@ -31360,10 +32067,10 @@
     <w:abstractNumId w:val="10"/>
   </w:num>
   <w:num w:numId="5" w16cid:durableId="1553349981">
-    <w:abstractNumId w:val="15"/>
+    <w:abstractNumId w:val="16"/>
   </w:num>
   <w:num w:numId="6" w16cid:durableId="627397196">
-    <w:abstractNumId w:val="16"/>
+    <w:abstractNumId w:val="18"/>
   </w:num>
   <w:num w:numId="7" w16cid:durableId="416950896">
     <w:abstractNumId w:val="13"/>
@@ -31372,7 +32079,7 @@
     <w:abstractNumId w:val="6"/>
   </w:num>
   <w:num w:numId="9" w16cid:durableId="2134900845">
-    <w:abstractNumId w:val="17"/>
+    <w:abstractNumId w:val="19"/>
   </w:num>
   <w:num w:numId="10" w16cid:durableId="1950042864">
     <w:abstractNumId w:val="1"/>
@@ -31381,13 +32088,13 @@
     <w:abstractNumId w:val="12"/>
   </w:num>
   <w:num w:numId="12" w16cid:durableId="1317103479">
-    <w:abstractNumId w:val="18"/>
+    <w:abstractNumId w:val="20"/>
   </w:num>
   <w:num w:numId="13" w16cid:durableId="1231773021">
     <w:abstractNumId w:val="4"/>
   </w:num>
   <w:num w:numId="14" w16cid:durableId="1569530661">
-    <w:abstractNumId w:val="14"/>
+    <w:abstractNumId w:val="15"/>
   </w:num>
   <w:num w:numId="15" w16cid:durableId="1171263855">
     <w:abstractNumId w:val="5"/>
@@ -31396,7 +32103,7 @@
     <w:abstractNumId w:val="0"/>
   </w:num>
   <w:num w:numId="17" w16cid:durableId="1936866934">
-    <w:abstractNumId w:val="19"/>
+    <w:abstractNumId w:val="21"/>
   </w:num>
   <w:num w:numId="18" w16cid:durableId="259217400">
     <w:abstractNumId w:val="2"/>
@@ -31406,6 +32113,12 @@
   </w:num>
   <w:num w:numId="20" w16cid:durableId="1535461030">
     <w:abstractNumId w:val="3"/>
+  </w:num>
+  <w:num w:numId="21" w16cid:durableId="1717192938">
+    <w:abstractNumId w:val="17"/>
+  </w:num>
+  <w:num w:numId="22" w16cid:durableId="548540328">
+    <w:abstractNumId w:val="14"/>
   </w:num>
   <w:numIdMacAtCleanup w:val="9"/>
 </w:numbering>
